--- a/BRD_Discovery_Engine.docx
+++ b/BRD_Discovery_Engine.docx
@@ -1754,7 +1754,7 @@
           <w:color w:val="024F4F"/>
           <w:sz w:val="20"/>
         </w:rPr>
-        <w:t>6.2  Workflow Generation</w:t>
+        <w:t>6.2  Workflow Generation (consolidated bundle)</w:t>
       </w:r>
     </w:p>
     <w:tbl>
@@ -1844,7 +1844,7 @@
                 <w:i w:val="0"/>
                 <w:sz w:val="18"/>
               </w:rPr>
-              <w:t>System shall generate AS-IS and TO-BE workflows from the knowledge graph</w:t>
+              <w:t>System shall generate 3–5 AS-IS / TO-BE workflows from the knowledge graph in a single Sonnet call</w:t>
             </w:r>
           </w:p>
         </w:tc>
@@ -1884,7 +1884,7 @@
                 <w:i w:val="0"/>
                 <w:sz w:val="18"/>
               </w:rPr>
-              <w:t>Each workflow shall include ordered steps with responsible roles and linked systems</w:t>
+              <w:t>Each workflow shall include ordered steps with responsible roles, linked systems, and per-step SLA status</w:t>
             </w:r>
           </w:p>
         </w:tc>
@@ -1924,7 +1924,7 @@
                 <w:i w:val="0"/>
                 <w:sz w:val="18"/>
               </w:rPr>
-              <w:t>Hovering a workflow step shall highlight the corresponding node in the graph</w:t>
+              <w:t>Each workflow shall include a ROI estimate (annual USD value, headline basis, 4–7 banking-industry assumptions, methodology note)</w:t>
             </w:r>
           </w:p>
         </w:tc>
@@ -1964,7 +1964,247 @@
                 <w:i w:val="0"/>
                 <w:sz w:val="18"/>
               </w:rPr>
-              <w:t>Workflows shall be cached per graph_id and not regenerated on repeated navigation</w:t>
+              <w:t>Each AS-IS step shall be scored 0–10 for automation potential, with level (High/Medium/Low), reason, and suggested approach</w:t>
+            </w:r>
+          </w:p>
+        </w:tc>
+      </w:tr>
+      <w:tr>
+        <w:tc>
+          <w:tcPr>
+            <w:tcW w:type="dxa" w:w="1008"/>
+            <w:shd w:val="clear" w:color="auto" w:fill="E6F4F4"/>
+          </w:tcPr>
+          <w:p>
+            <w:pPr>
+              <w:jc w:val="left"/>
+            </w:pPr>
+            <w:r>
+              <w:rPr>
+                <w:b w:val="0"/>
+                <w:i w:val="0"/>
+                <w:sz w:val="18"/>
+              </w:rPr>
+              <w:t>FR-11</w:t>
+            </w:r>
+          </w:p>
+        </w:tc>
+        <w:tc>
+          <w:tcPr>
+            <w:tcW w:type="dxa" w:w="8352"/>
+            <w:shd w:val="clear" w:color="auto" w:fill="E6F4F4"/>
+          </w:tcPr>
+          <w:p>
+            <w:pPr>
+              <w:jc w:val="left"/>
+            </w:pPr>
+            <w:r>
+              <w:rPr>
+                <w:b w:val="0"/>
+                <w:i w:val="0"/>
+                <w:sz w:val="18"/>
+              </w:rPr>
+              <w:t>Each workflow shall include 2–4 process variants (standard happy path + exception/escalation paths) with frequency_pct summing to 100, divergence point/reason, avg TAT, and SLA status</w:t>
+            </w:r>
+          </w:p>
+        </w:tc>
+      </w:tr>
+      <w:tr>
+        <w:tc>
+          <w:tcPr>
+            <w:tcW w:type="dxa" w:w="1008"/>
+            <w:shd w:val="clear" w:color="auto" w:fill="FFFFFF"/>
+          </w:tcPr>
+          <w:p>
+            <w:pPr>
+              <w:jc w:val="left"/>
+            </w:pPr>
+            <w:r>
+              <w:rPr>
+                <w:b w:val="0"/>
+                <w:i w:val="0"/>
+                <w:sz w:val="18"/>
+              </w:rPr>
+              <w:t>FR-12</w:t>
+            </w:r>
+          </w:p>
+        </w:tc>
+        <w:tc>
+          <w:tcPr>
+            <w:tcW w:type="dxa" w:w="8352"/>
+            <w:shd w:val="clear" w:color="auto" w:fill="FFFFFF"/>
+          </w:tcPr>
+          <w:p>
+            <w:pPr>
+              <w:jc w:val="left"/>
+            </w:pPr>
+            <w:r>
+              <w:rPr>
+                <w:b w:val="0"/>
+                <w:i w:val="0"/>
+                <w:sz w:val="18"/>
+              </w:rPr>
+              <w:t>Each variant shall list graph node_ids it touches; clicking a variant card shall highlight those nodes in the graph</w:t>
+            </w:r>
+          </w:p>
+        </w:tc>
+      </w:tr>
+      <w:tr>
+        <w:tc>
+          <w:tcPr>
+            <w:tcW w:type="dxa" w:w="1008"/>
+            <w:shd w:val="clear" w:color="auto" w:fill="E6F4F4"/>
+          </w:tcPr>
+          <w:p>
+            <w:pPr>
+              <w:jc w:val="left"/>
+            </w:pPr>
+            <w:r>
+              <w:rPr>
+                <w:b w:val="0"/>
+                <w:i w:val="0"/>
+                <w:sz w:val="18"/>
+              </w:rPr>
+              <w:t>FR-13</w:t>
+            </w:r>
+          </w:p>
+        </w:tc>
+        <w:tc>
+          <w:tcPr>
+            <w:tcW w:type="dxa" w:w="8352"/>
+            <w:shd w:val="clear" w:color="auto" w:fill="E6F4F4"/>
+          </w:tcPr>
+          <w:p>
+            <w:pPr>
+              <w:jc w:val="left"/>
+            </w:pPr>
+            <w:r>
+              <w:rPr>
+                <w:b w:val="0"/>
+                <w:i w:val="0"/>
+                <w:sz w:val="18"/>
+              </w:rPr>
+              <w:t>Variants whose divergence_point matches a SQLite step shall be tagged data_source='live' with the actual breach rate; otherwise data_source='estimated'</w:t>
+            </w:r>
+          </w:p>
+        </w:tc>
+      </w:tr>
+      <w:tr>
+        <w:tc>
+          <w:tcPr>
+            <w:tcW w:type="dxa" w:w="1008"/>
+            <w:shd w:val="clear" w:color="auto" w:fill="FFFFFF"/>
+          </w:tcPr>
+          <w:p>
+            <w:pPr>
+              <w:jc w:val="left"/>
+            </w:pPr>
+            <w:r>
+              <w:rPr>
+                <w:b w:val="0"/>
+                <w:i w:val="0"/>
+                <w:sz w:val="18"/>
+              </w:rPr>
+              <w:t>FR-14</w:t>
+            </w:r>
+          </w:p>
+        </w:tc>
+        <w:tc>
+          <w:tcPr>
+            <w:tcW w:type="dxa" w:w="8352"/>
+            <w:shd w:val="clear" w:color="auto" w:fill="FFFFFF"/>
+          </w:tcPr>
+          <w:p>
+            <w:pPr>
+              <w:jc w:val="left"/>
+            </w:pPr>
+            <w:r>
+              <w:rPr>
+                <w:b w:val="0"/>
+                <w:i w:val="0"/>
+                <w:sz w:val="18"/>
+              </w:rPr>
+              <w:t>Hovering or clicking a workflow step or step chip shall highlight the corresponding node in the graph</w:t>
+            </w:r>
+          </w:p>
+        </w:tc>
+      </w:tr>
+      <w:tr>
+        <w:tc>
+          <w:tcPr>
+            <w:tcW w:type="dxa" w:w="1008"/>
+            <w:shd w:val="clear" w:color="auto" w:fill="E6F4F4"/>
+          </w:tcPr>
+          <w:p>
+            <w:pPr>
+              <w:jc w:val="left"/>
+            </w:pPr>
+            <w:r>
+              <w:rPr>
+                <w:b w:val="0"/>
+                <w:i w:val="0"/>
+                <w:sz w:val="18"/>
+              </w:rPr>
+              <w:t>FR-15</w:t>
+            </w:r>
+          </w:p>
+        </w:tc>
+        <w:tc>
+          <w:tcPr>
+            <w:tcW w:type="dxa" w:w="8352"/>
+            <w:shd w:val="clear" w:color="auto" w:fill="E6F4F4"/>
+          </w:tcPr>
+          <w:p>
+            <w:pPr>
+              <w:jc w:val="left"/>
+            </w:pPr>
+            <w:r>
+              <w:rPr>
+                <w:b w:val="0"/>
+                <w:i w:val="0"/>
+                <w:sz w:val="18"/>
+              </w:rPr>
+              <w:t>Workflows shall be cached per graph_id (in-session) and per document hash (cross-session); no Claude call on repeated navigation</w:t>
+            </w:r>
+          </w:p>
+        </w:tc>
+      </w:tr>
+      <w:tr>
+        <w:tc>
+          <w:tcPr>
+            <w:tcW w:type="dxa" w:w="1008"/>
+            <w:shd w:val="clear" w:color="auto" w:fill="FFFFFF"/>
+          </w:tcPr>
+          <w:p>
+            <w:pPr>
+              <w:jc w:val="left"/>
+            </w:pPr>
+            <w:r>
+              <w:rPr>
+                <w:b w:val="0"/>
+                <w:i w:val="0"/>
+                <w:sz w:val="18"/>
+              </w:rPr>
+              <w:t>FR-16</w:t>
+            </w:r>
+          </w:p>
+        </w:tc>
+        <w:tc>
+          <w:tcPr>
+            <w:tcW w:type="dxa" w:w="8352"/>
+            <w:shd w:val="clear" w:color="auto" w:fill="FFFFFF"/>
+          </w:tcPr>
+          <w:p>
+            <w:pPr>
+              <w:jc w:val="left"/>
+            </w:pPr>
+            <w:r>
+              <w:rPr>
+                <w:b w:val="0"/>
+                <w:i w:val="0"/>
+                <w:sz w:val="18"/>
+              </w:rPr>
+              <w:t>When the SQLite demo DB is seeded, each AS-IS step that name-matches a known process step shall display an 'Actual vs SOP' block with avg duration, breach rate, and role mismatches</w:t>
             </w:r>
           </w:p>
         </w:tc>
@@ -2053,7 +2293,7 @@
                 <w:i w:val="0"/>
                 <w:sz w:val="18"/>
               </w:rPr>
-              <w:t>FR-11</w:t>
+              <w:t>FR-17</w:t>
             </w:r>
           </w:p>
         </w:tc>
@@ -2093,7 +2333,7 @@
                 <w:i w:val="0"/>
                 <w:sz w:val="18"/>
               </w:rPr>
-              <w:t>FR-12</w:t>
+              <w:t>FR-18</w:t>
             </w:r>
           </w:p>
         </w:tc>
@@ -2133,7 +2373,7 @@
                 <w:i w:val="0"/>
                 <w:sz w:val="18"/>
               </w:rPr>
-              <w:t>FR-13</w:t>
+              <w:t>FR-19</w:t>
             </w:r>
           </w:p>
         </w:tc>
@@ -2173,7 +2413,7 @@
                 <w:i w:val="0"/>
                 <w:sz w:val="18"/>
               </w:rPr>
-              <w:t>FR-14</w:t>
+              <w:t>FR-20</w:t>
             </w:r>
           </w:p>
         </w:tc>
@@ -2193,6 +2433,46 @@
                 <w:sz w:val="18"/>
               </w:rPr>
               <w:t>System shall generate a remediation blueprint using Claude Haiku</w:t>
+            </w:r>
+          </w:p>
+        </w:tc>
+      </w:tr>
+      <w:tr>
+        <w:tc>
+          <w:tcPr>
+            <w:tcW w:type="dxa" w:w="1008"/>
+            <w:shd w:val="clear" w:color="auto" w:fill="E6F4F4"/>
+          </w:tcPr>
+          <w:p>
+            <w:pPr>
+              <w:jc w:val="left"/>
+            </w:pPr>
+            <w:r>
+              <w:rPr>
+                <w:b w:val="0"/>
+                <w:i w:val="0"/>
+                <w:sz w:val="18"/>
+              </w:rPr>
+              <w:t>FR-21</w:t>
+            </w:r>
+          </w:p>
+        </w:tc>
+        <w:tc>
+          <w:tcPr>
+            <w:tcW w:type="dxa" w:w="8352"/>
+            <w:shd w:val="clear" w:color="auto" w:fill="E6F4F4"/>
+          </w:tcPr>
+          <w:p>
+            <w:pPr>
+              <w:jc w:val="left"/>
+            </w:pPr>
+            <w:r>
+              <w:rPr>
+                <w:b w:val="0"/>
+                <w:i w:val="0"/>
+                <w:sz w:val="18"/>
+              </w:rPr>
+              <w:t>Gap analysis result shall be exportable to a plain-text file for offline review</w:t>
             </w:r>
           </w:p>
         </w:tc>
@@ -2281,7 +2561,7 @@
                 <w:i w:val="0"/>
                 <w:sz w:val="18"/>
               </w:rPr>
-              <w:t>FR-15</w:t>
+              <w:t>FR-22</w:t>
             </w:r>
           </w:p>
         </w:tc>
@@ -2321,7 +2601,7 @@
                 <w:i w:val="0"/>
                 <w:sz w:val="18"/>
               </w:rPr>
-              <w:t>FR-16</w:t>
+              <w:t>FR-23</w:t>
             </w:r>
           </w:p>
         </w:tc>
@@ -2361,7 +2641,7 @@
                 <w:i w:val="0"/>
                 <w:sz w:val="18"/>
               </w:rPr>
-              <w:t>FR-17</w:t>
+              <w:t>FR-24</w:t>
             </w:r>
           </w:p>
         </w:tc>
@@ -2469,7 +2749,7 @@
                 <w:i w:val="0"/>
                 <w:sz w:val="18"/>
               </w:rPr>
-              <w:t>FR-18</w:t>
+              <w:t>FR-25</w:t>
             </w:r>
           </w:p>
         </w:tc>
@@ -2509,7 +2789,7 @@
                 <w:i w:val="0"/>
                 <w:sz w:val="18"/>
               </w:rPr>
-              <w:t>FR-19</w:t>
+              <w:t>FR-26</w:t>
             </w:r>
           </w:p>
         </w:tc>
@@ -2549,7 +2829,7 @@
                 <w:i w:val="0"/>
                 <w:sz w:val="18"/>
               </w:rPr>
-              <w:t>FR-20</w:t>
+              <w:t>FR-27</w:t>
             </w:r>
           </w:p>
         </w:tc>
@@ -2589,7 +2869,7 @@
                 <w:i w:val="0"/>
                 <w:sz w:val="18"/>
               </w:rPr>
-              <w:t>FR-21</w:t>
+              <w:t>FR-28</w:t>
             </w:r>
           </w:p>
         </w:tc>
@@ -2629,7 +2909,7 @@
                 <w:i w:val="0"/>
                 <w:sz w:val="18"/>
               </w:rPr>
-              <w:t>FR-22</w:t>
+              <w:t>FR-29</w:t>
             </w:r>
           </w:p>
         </w:tc>
@@ -2649,6 +2929,46 @@
                 <w:sz w:val="18"/>
               </w:rPr>
               <w:t>Event and Objective nodes shall be excluded from conformance assessment</w:t>
+            </w:r>
+          </w:p>
+        </w:tc>
+      </w:tr>
+      <w:tr>
+        <w:tc>
+          <w:tcPr>
+            <w:tcW w:type="dxa" w:w="1008"/>
+            <w:shd w:val="clear" w:color="auto" w:fill="FFFFFF"/>
+          </w:tcPr>
+          <w:p>
+            <w:pPr>
+              <w:jc w:val="left"/>
+            </w:pPr>
+            <w:r>
+              <w:rPr>
+                <w:b w:val="0"/>
+                <w:i w:val="0"/>
+                <w:sz w:val="18"/>
+              </w:rPr>
+              <w:t>FR-30</w:t>
+            </w:r>
+          </w:p>
+        </w:tc>
+        <w:tc>
+          <w:tcPr>
+            <w:tcW w:type="dxa" w:w="8352"/>
+            <w:shd w:val="clear" w:color="auto" w:fill="FFFFFF"/>
+          </w:tcPr>
+          <w:p>
+            <w:pPr>
+              <w:jc w:val="left"/>
+            </w:pPr>
+            <w:r>
+              <w:rPr>
+                <w:b w:val="0"/>
+                <w:i w:val="0"/>
+                <w:sz w:val="18"/>
+              </w:rPr>
+              <w:t>User shall be able to run conformance against live operational data instead of an uploaded file; the system shall synthesise an evidence document from the SQLite demo DB and run analysis through the same pipeline</w:t>
             </w:r>
           </w:p>
         </w:tc>
@@ -2737,7 +3057,7 @@
                 <w:i w:val="0"/>
                 <w:sz w:val="18"/>
               </w:rPr>
-              <w:t>FR-23</w:t>
+              <w:t>FR-31</w:t>
             </w:r>
           </w:p>
         </w:tc>
@@ -2777,7 +3097,7 @@
                 <w:i w:val="0"/>
                 <w:sz w:val="18"/>
               </w:rPr>
-              <w:t>FR-24</w:t>
+              <w:t>FR-32</w:t>
             </w:r>
           </w:p>
         </w:tc>
@@ -2817,7 +3137,7 @@
                 <w:i w:val="0"/>
                 <w:sz w:val="18"/>
               </w:rPr>
-              <w:t>FR-25</w:t>
+              <w:t>FR-33</w:t>
             </w:r>
           </w:p>
         </w:tc>
@@ -2857,7 +3177,7 @@
                 <w:i w:val="0"/>
                 <w:sz w:val="18"/>
               </w:rPr>
-              <w:t>FR-26</w:t>
+              <w:t>FR-34</w:t>
             </w:r>
           </w:p>
         </w:tc>
@@ -2897,7 +3217,7 @@
                 <w:i w:val="0"/>
                 <w:sz w:val="18"/>
               </w:rPr>
-              <w:t>FR-27</w:t>
+              <w:t>FR-35</w:t>
             </w:r>
           </w:p>
         </w:tc>
@@ -3005,7 +3325,7 @@
                 <w:i w:val="0"/>
                 <w:sz w:val="18"/>
               </w:rPr>
-              <w:t>FR-28</w:t>
+              <w:t>FR-36</w:t>
             </w:r>
           </w:p>
         </w:tc>
@@ -3045,7 +3365,7 @@
                 <w:i w:val="0"/>
                 <w:sz w:val="18"/>
               </w:rPr>
-              <w:t>FR-29</w:t>
+              <w:t>FR-37</w:t>
             </w:r>
           </w:p>
         </w:tc>
@@ -3085,7 +3405,7 @@
                 <w:i w:val="0"/>
                 <w:sz w:val="18"/>
               </w:rPr>
-              <w:t>FR-30</w:t>
+              <w:t>FR-38</w:t>
             </w:r>
           </w:p>
         </w:tc>
@@ -3105,6 +3425,1518 @@
                 <w:sz w:val="18"/>
               </w:rPr>
               <w:t>Query history shall be maintained per graph_id for the session</w:t>
+            </w:r>
+          </w:p>
+        </w:tc>
+      </w:tr>
+      <w:tr>
+        <w:tc>
+          <w:tcPr>
+            <w:tcW w:type="dxa" w:w="1008"/>
+            <w:shd w:val="clear" w:color="auto" w:fill="FFFFFF"/>
+          </w:tcPr>
+          <w:p>
+            <w:pPr>
+              <w:jc w:val="left"/>
+            </w:pPr>
+            <w:r>
+              <w:rPr>
+                <w:b w:val="0"/>
+                <w:i w:val="0"/>
+                <w:sz w:val="18"/>
+              </w:rPr>
+              <w:t>FR-39</w:t>
+            </w:r>
+          </w:p>
+        </w:tc>
+        <w:tc>
+          <w:tcPr>
+            <w:tcW w:type="dxa" w:w="8352"/>
+            <w:shd w:val="clear" w:color="auto" w:fill="FFFFFF"/>
+          </w:tcPr>
+          <w:p>
+            <w:pPr>
+              <w:jc w:val="left"/>
+            </w:pPr>
+            <w:r>
+              <w:rPr>
+                <w:b w:val="0"/>
+                <w:i w:val="0"/>
+                <w:sz w:val="18"/>
+              </w:rPr>
+              <w:t>When the SQLite demo DB is seeded, the NLQ prompt shall include a compact OPERATIONAL DATA section so answers about reality (breach rates, role mismatches, cycle times) are grounded in actual data</w:t>
+            </w:r>
+          </w:p>
+        </w:tc>
+      </w:tr>
+    </w:tbl>
+    <w:p/>
+    <w:p>
+      <w:pPr>
+        <w:spacing w:before="200" w:after="40"/>
+      </w:pPr>
+      <w:r>
+        <w:rPr>
+          <w:b/>
+          <w:i w:val="0"/>
+          <w:color w:val="024F4F"/>
+          <w:sz w:val="20"/>
+        </w:rPr>
+        <w:t>6.8  Dashboard</w:t>
+      </w:r>
+    </w:p>
+    <w:tbl>
+      <w:tblPr>
+        <w:tblStyle w:val="TableGrid"/>
+        <w:tblW w:type="auto" w:w="0"/>
+        <w:tblLook w:firstColumn="1" w:firstRow="1" w:lastColumn="0" w:lastRow="0" w:noHBand="0" w:noVBand="1" w:val="04A0"/>
+      </w:tblPr>
+      <w:tblGrid>
+        <w:gridCol w:w="4873"/>
+        <w:gridCol w:w="4873"/>
+      </w:tblGrid>
+      <w:tr>
+        <w:tc>
+          <w:tcPr>
+            <w:tcW w:type="dxa" w:w="1008"/>
+            <w:shd w:val="clear" w:color="auto" w:fill="036868"/>
+          </w:tcPr>
+          <w:p>
+            <w:pPr>
+              <w:jc w:val="left"/>
+            </w:pPr>
+            <w:r>
+              <w:rPr>
+                <w:b/>
+                <w:i w:val="0"/>
+                <w:color w:val="FFFFFF"/>
+                <w:sz w:val="18"/>
+              </w:rPr>
+              <w:t>ID</w:t>
+            </w:r>
+          </w:p>
+        </w:tc>
+        <w:tc>
+          <w:tcPr>
+            <w:tcW w:type="dxa" w:w="8352"/>
+            <w:shd w:val="clear" w:color="auto" w:fill="036868"/>
+          </w:tcPr>
+          <w:p>
+            <w:pPr>
+              <w:jc w:val="left"/>
+            </w:pPr>
+            <w:r>
+              <w:rPr>
+                <w:b/>
+                <w:i w:val="0"/>
+                <w:color w:val="FFFFFF"/>
+                <w:sz w:val="18"/>
+              </w:rPr>
+              <w:t>Requirement</w:t>
+            </w:r>
+          </w:p>
+        </w:tc>
+      </w:tr>
+      <w:tr>
+        <w:tc>
+          <w:tcPr>
+            <w:tcW w:type="dxa" w:w="1008"/>
+            <w:shd w:val="clear" w:color="auto" w:fill="E6F4F4"/>
+          </w:tcPr>
+          <w:p>
+            <w:pPr>
+              <w:jc w:val="left"/>
+            </w:pPr>
+            <w:r>
+              <w:rPr>
+                <w:b w:val="0"/>
+                <w:i w:val="0"/>
+                <w:sz w:val="18"/>
+              </w:rPr>
+              <w:t>FR-40</w:t>
+            </w:r>
+          </w:p>
+        </w:tc>
+        <w:tc>
+          <w:tcPr>
+            <w:tcW w:type="dxa" w:w="8352"/>
+            <w:shd w:val="clear" w:color="auto" w:fill="E6F4F4"/>
+          </w:tcPr>
+          <w:p>
+            <w:pPr>
+              <w:jc w:val="left"/>
+            </w:pPr>
+            <w:r>
+              <w:rPr>
+                <w:b w:val="0"/>
+                <w:i w:val="0"/>
+                <w:sz w:val="18"/>
+              </w:rPr>
+              <w:t>System shall provide a Dashboard view that aggregates state from existing in-memory stores with no new Claude calls</w:t>
+            </w:r>
+          </w:p>
+        </w:tc>
+      </w:tr>
+      <w:tr>
+        <w:tc>
+          <w:tcPr>
+            <w:tcW w:type="dxa" w:w="1008"/>
+            <w:shd w:val="clear" w:color="auto" w:fill="FFFFFF"/>
+          </w:tcPr>
+          <w:p>
+            <w:pPr>
+              <w:jc w:val="left"/>
+            </w:pPr>
+            <w:r>
+              <w:rPr>
+                <w:b w:val="0"/>
+                <w:i w:val="0"/>
+                <w:sz w:val="18"/>
+              </w:rPr>
+              <w:t>FR-41</w:t>
+            </w:r>
+          </w:p>
+        </w:tc>
+        <w:tc>
+          <w:tcPr>
+            <w:tcW w:type="dxa" w:w="8352"/>
+            <w:shd w:val="clear" w:color="auto" w:fill="FFFFFF"/>
+          </w:tcPr>
+          <w:p>
+            <w:pPr>
+              <w:jc w:val="left"/>
+            </w:pPr>
+            <w:r>
+              <w:rPr>
+                <w:b w:val="0"/>
+                <w:i w:val="0"/>
+                <w:sz w:val="18"/>
+              </w:rPr>
+              <w:t>Dashboard shall display an Overall Health Score (0–100) as a weighted average of Coverage (40%), SLA Compliance (35%), and Conformance (25%); weights shall redistribute proportionally when conformance has not been run</w:t>
+            </w:r>
+          </w:p>
+        </w:tc>
+      </w:tr>
+      <w:tr>
+        <w:tc>
+          <w:tcPr>
+            <w:tcW w:type="dxa" w:w="1008"/>
+            <w:shd w:val="clear" w:color="auto" w:fill="E6F4F4"/>
+          </w:tcPr>
+          <w:p>
+            <w:pPr>
+              <w:jc w:val="left"/>
+            </w:pPr>
+            <w:r>
+              <w:rPr>
+                <w:b w:val="0"/>
+                <w:i w:val="0"/>
+                <w:sz w:val="18"/>
+              </w:rPr>
+              <w:t>FR-42</w:t>
+            </w:r>
+          </w:p>
+        </w:tc>
+        <w:tc>
+          <w:tcPr>
+            <w:tcW w:type="dxa" w:w="8352"/>
+            <w:shd w:val="clear" w:color="auto" w:fill="E6F4F4"/>
+          </w:tcPr>
+          <w:p>
+            <w:pPr>
+              <w:jc w:val="left"/>
+            </w:pPr>
+            <w:r>
+              <w:rPr>
+                <w:b w:val="0"/>
+                <w:i w:val="0"/>
+                <w:sz w:val="18"/>
+              </w:rPr>
+              <w:t>Dashboard shall show three click-through metric cards (Coverage, SLA Compliance, Conformance) that navigate to their source tab</w:t>
+            </w:r>
+          </w:p>
+        </w:tc>
+      </w:tr>
+      <w:tr>
+        <w:tc>
+          <w:tcPr>
+            <w:tcW w:type="dxa" w:w="1008"/>
+            <w:shd w:val="clear" w:color="auto" w:fill="FFFFFF"/>
+          </w:tcPr>
+          <w:p>
+            <w:pPr>
+              <w:jc w:val="left"/>
+            </w:pPr>
+            <w:r>
+              <w:rPr>
+                <w:b w:val="0"/>
+                <w:i w:val="0"/>
+                <w:sz w:val="18"/>
+              </w:rPr>
+              <w:t>FR-43</w:t>
+            </w:r>
+          </w:p>
+        </w:tc>
+        <w:tc>
+          <w:tcPr>
+            <w:tcW w:type="dxa" w:w="8352"/>
+            <w:shd w:val="clear" w:color="auto" w:fill="FFFFFF"/>
+          </w:tcPr>
+          <w:p>
+            <w:pPr>
+              <w:jc w:val="left"/>
+            </w:pPr>
+            <w:r>
+              <w:rPr>
+                <w:b w:val="0"/>
+                <w:i w:val="0"/>
+                <w:sz w:val="18"/>
+              </w:rPr>
+              <w:t>Dashboard shall show a graph composition bar chart by node type</w:t>
+            </w:r>
+          </w:p>
+        </w:tc>
+      </w:tr>
+      <w:tr>
+        <w:tc>
+          <w:tcPr>
+            <w:tcW w:type="dxa" w:w="1008"/>
+            <w:shd w:val="clear" w:color="auto" w:fill="E6F4F4"/>
+          </w:tcPr>
+          <w:p>
+            <w:pPr>
+              <w:jc w:val="left"/>
+            </w:pPr>
+            <w:r>
+              <w:rPr>
+                <w:b w:val="0"/>
+                <w:i w:val="0"/>
+                <w:sz w:val="18"/>
+              </w:rPr>
+              <w:t>FR-44</w:t>
+            </w:r>
+          </w:p>
+        </w:tc>
+        <w:tc>
+          <w:tcPr>
+            <w:tcW w:type="dxa" w:w="8352"/>
+            <w:shd w:val="clear" w:color="auto" w:fill="E6F4F4"/>
+          </w:tcPr>
+          <w:p>
+            <w:pPr>
+              <w:jc w:val="left"/>
+            </w:pPr>
+            <w:r>
+              <w:rPr>
+                <w:b w:val="0"/>
+                <w:i w:val="0"/>
+                <w:sz w:val="18"/>
+              </w:rPr>
+              <w:t>Dashboard shall show up to 5 Top Issues (gap critical/warning + SLA-breach steps) with click-through highlight + navigation</w:t>
+            </w:r>
+          </w:p>
+        </w:tc>
+      </w:tr>
+      <w:tr>
+        <w:tc>
+          <w:tcPr>
+            <w:tcW w:type="dxa" w:w="1008"/>
+            <w:shd w:val="clear" w:color="auto" w:fill="FFFFFF"/>
+          </w:tcPr>
+          <w:p>
+            <w:pPr>
+              <w:jc w:val="left"/>
+            </w:pPr>
+            <w:r>
+              <w:rPr>
+                <w:b w:val="0"/>
+                <w:i w:val="0"/>
+                <w:sz w:val="18"/>
+              </w:rPr>
+              <w:t>FR-45</w:t>
+            </w:r>
+          </w:p>
+        </w:tc>
+        <w:tc>
+          <w:tcPr>
+            <w:tcW w:type="dxa" w:w="8352"/>
+            <w:shd w:val="clear" w:color="auto" w:fill="FFFFFF"/>
+          </w:tcPr>
+          <w:p>
+            <w:pPr>
+              <w:jc w:val="left"/>
+            </w:pPr>
+            <w:r>
+              <w:rPr>
+                <w:b w:val="0"/>
+                <w:i w:val="0"/>
+                <w:sz w:val="18"/>
+              </w:rPr>
+              <w:t>Dashboard shall show up to 4 Quick Wins ranked by ROI dollar value</w:t>
+            </w:r>
+          </w:p>
+        </w:tc>
+      </w:tr>
+      <w:tr>
+        <w:tc>
+          <w:tcPr>
+            <w:tcW w:type="dxa" w:w="1008"/>
+            <w:shd w:val="clear" w:color="auto" w:fill="E6F4F4"/>
+          </w:tcPr>
+          <w:p>
+            <w:pPr>
+              <w:jc w:val="left"/>
+            </w:pPr>
+            <w:r>
+              <w:rPr>
+                <w:b w:val="0"/>
+                <w:i w:val="0"/>
+                <w:sz w:val="18"/>
+              </w:rPr>
+              <w:t>FR-46</w:t>
+            </w:r>
+          </w:p>
+        </w:tc>
+        <w:tc>
+          <w:tcPr>
+            <w:tcW w:type="dxa" w:w="8352"/>
+            <w:shd w:val="clear" w:color="auto" w:fill="E6F4F4"/>
+          </w:tcPr>
+          <w:p>
+            <w:pPr>
+              <w:jc w:val="left"/>
+            </w:pPr>
+            <w:r>
+              <w:rPr>
+                <w:b w:val="0"/>
+                <w:i w:val="0"/>
+                <w:sz w:val="18"/>
+              </w:rPr>
+              <w:t>Dashboard shall show the top 3 highest-scoring AS-IS steps as Automation Highlights</w:t>
+            </w:r>
+          </w:p>
+        </w:tc>
+      </w:tr>
+      <w:tr>
+        <w:tc>
+          <w:tcPr>
+            <w:tcW w:type="dxa" w:w="1008"/>
+            <w:shd w:val="clear" w:color="auto" w:fill="FFFFFF"/>
+          </w:tcPr>
+          <w:p>
+            <w:pPr>
+              <w:jc w:val="left"/>
+            </w:pPr>
+            <w:r>
+              <w:rPr>
+                <w:b w:val="0"/>
+                <w:i w:val="0"/>
+                <w:sz w:val="18"/>
+              </w:rPr>
+              <w:t>FR-47</w:t>
+            </w:r>
+          </w:p>
+        </w:tc>
+        <w:tc>
+          <w:tcPr>
+            <w:tcW w:type="dxa" w:w="8352"/>
+            <w:shd w:val="clear" w:color="auto" w:fill="FFFFFF"/>
+          </w:tcPr>
+          <w:p>
+            <w:pPr>
+              <w:jc w:val="left"/>
+            </w:pPr>
+            <w:r>
+              <w:rPr>
+                <w:b w:val="0"/>
+                <w:i w:val="0"/>
+                <w:sz w:val="18"/>
+              </w:rPr>
+              <w:t>Dashboard shall show a Completeness Checklist for major features with click-through CTAs</w:t>
+            </w:r>
+          </w:p>
+        </w:tc>
+      </w:tr>
+      <w:tr>
+        <w:tc>
+          <w:tcPr>
+            <w:tcW w:type="dxa" w:w="1008"/>
+            <w:shd w:val="clear" w:color="auto" w:fill="E6F4F4"/>
+          </w:tcPr>
+          <w:p>
+            <w:pPr>
+              <w:jc w:val="left"/>
+            </w:pPr>
+            <w:r>
+              <w:rPr>
+                <w:b w:val="0"/>
+                <w:i w:val="0"/>
+                <w:sz w:val="18"/>
+              </w:rPr>
+              <w:t>FR-48</w:t>
+            </w:r>
+          </w:p>
+        </w:tc>
+        <w:tc>
+          <w:tcPr>
+            <w:tcW w:type="dxa" w:w="8352"/>
+            <w:shd w:val="clear" w:color="auto" w:fill="E6F4F4"/>
+          </w:tcPr>
+          <w:p>
+            <w:pPr>
+              <w:jc w:val="left"/>
+            </w:pPr>
+            <w:r>
+              <w:rPr>
+                <w:b w:val="0"/>
+                <w:i w:val="0"/>
+                <w:sz w:val="18"/>
+              </w:rPr>
+              <w:t>When the SQLite demo DB is seeded, Dashboard shall include a Live Operational Data section with KPIs (loan applications, total value, avg cycle, step executions), a status breakdown, and top breached steps</w:t>
+            </w:r>
+          </w:p>
+        </w:tc>
+      </w:tr>
+      <w:tr>
+        <w:tc>
+          <w:tcPr>
+            <w:tcW w:type="dxa" w:w="1008"/>
+            <w:shd w:val="clear" w:color="auto" w:fill="FFFFFF"/>
+          </w:tcPr>
+          <w:p>
+            <w:pPr>
+              <w:jc w:val="left"/>
+            </w:pPr>
+            <w:r>
+              <w:rPr>
+                <w:b w:val="0"/>
+                <w:i w:val="0"/>
+                <w:sz w:val="18"/>
+              </w:rPr>
+              <w:t>FR-49</w:t>
+            </w:r>
+          </w:p>
+        </w:tc>
+        <w:tc>
+          <w:tcPr>
+            <w:tcW w:type="dxa" w:w="8352"/>
+            <w:shd w:val="clear" w:color="auto" w:fill="FFFFFF"/>
+          </w:tcPr>
+          <w:p>
+            <w:pPr>
+              <w:jc w:val="left"/>
+            </w:pPr>
+            <w:r>
+              <w:rPr>
+                <w:b w:val="0"/>
+                <w:i w:val="0"/>
+                <w:sz w:val="18"/>
+              </w:rPr>
+              <w:t>Dashboard shall present a hero CTA empty state when no graph is loaded</w:t>
+            </w:r>
+          </w:p>
+        </w:tc>
+      </w:tr>
+      <w:tr>
+        <w:tc>
+          <w:tcPr>
+            <w:tcW w:type="dxa" w:w="1008"/>
+            <w:shd w:val="clear" w:color="auto" w:fill="E6F4F4"/>
+          </w:tcPr>
+          <w:p>
+            <w:pPr>
+              <w:jc w:val="left"/>
+            </w:pPr>
+            <w:r>
+              <w:rPr>
+                <w:b w:val="0"/>
+                <w:i w:val="0"/>
+                <w:sz w:val="18"/>
+              </w:rPr>
+              <w:t>FR-50</w:t>
+            </w:r>
+          </w:p>
+        </w:tc>
+        <w:tc>
+          <w:tcPr>
+            <w:tcW w:type="dxa" w:w="8352"/>
+            <w:shd w:val="clear" w:color="auto" w:fill="E6F4F4"/>
+          </w:tcPr>
+          <w:p>
+            <w:pPr>
+              <w:jc w:val="left"/>
+            </w:pPr>
+            <w:r>
+              <w:rPr>
+                <w:b w:val="0"/>
+                <w:i w:val="0"/>
+                <w:sz w:val="18"/>
+              </w:rPr>
+              <w:t>Returning to the Dashboard tab shall re-render with the latest data (auto-refresh)</w:t>
+            </w:r>
+          </w:p>
+        </w:tc>
+      </w:tr>
+    </w:tbl>
+    <w:p/>
+    <w:p>
+      <w:pPr>
+        <w:spacing w:before="200" w:after="40"/>
+      </w:pPr>
+      <w:r>
+        <w:rPr>
+          <w:b/>
+          <w:i w:val="0"/>
+          <w:color w:val="024F4F"/>
+          <w:sz w:val="20"/>
+        </w:rPr>
+        <w:t>6.9  Multi-Document Upload and Cross-Document Insights</w:t>
+      </w:r>
+    </w:p>
+    <w:tbl>
+      <w:tblPr>
+        <w:tblStyle w:val="TableGrid"/>
+        <w:tblW w:type="auto" w:w="0"/>
+        <w:tblLook w:firstColumn="1" w:firstRow="1" w:lastColumn="0" w:lastRow="0" w:noHBand="0" w:noVBand="1" w:val="04A0"/>
+      </w:tblPr>
+      <w:tblGrid>
+        <w:gridCol w:w="4873"/>
+        <w:gridCol w:w="4873"/>
+      </w:tblGrid>
+      <w:tr>
+        <w:tc>
+          <w:tcPr>
+            <w:tcW w:type="dxa" w:w="1008"/>
+            <w:shd w:val="clear" w:color="auto" w:fill="036868"/>
+          </w:tcPr>
+          <w:p>
+            <w:pPr>
+              <w:jc w:val="left"/>
+            </w:pPr>
+            <w:r>
+              <w:rPr>
+                <w:b/>
+                <w:i w:val="0"/>
+                <w:color w:val="FFFFFF"/>
+                <w:sz w:val="18"/>
+              </w:rPr>
+              <w:t>ID</w:t>
+            </w:r>
+          </w:p>
+        </w:tc>
+        <w:tc>
+          <w:tcPr>
+            <w:tcW w:type="dxa" w:w="8352"/>
+            <w:shd w:val="clear" w:color="auto" w:fill="036868"/>
+          </w:tcPr>
+          <w:p>
+            <w:pPr>
+              <w:jc w:val="left"/>
+            </w:pPr>
+            <w:r>
+              <w:rPr>
+                <w:b/>
+                <w:i w:val="0"/>
+                <w:color w:val="FFFFFF"/>
+                <w:sz w:val="18"/>
+              </w:rPr>
+              <w:t>Requirement</w:t>
+            </w:r>
+          </w:p>
+        </w:tc>
+      </w:tr>
+      <w:tr>
+        <w:tc>
+          <w:tcPr>
+            <w:tcW w:type="dxa" w:w="1008"/>
+            <w:shd w:val="clear" w:color="auto" w:fill="E6F4F4"/>
+          </w:tcPr>
+          <w:p>
+            <w:pPr>
+              <w:jc w:val="left"/>
+            </w:pPr>
+            <w:r>
+              <w:rPr>
+                <w:b w:val="0"/>
+                <w:i w:val="0"/>
+                <w:sz w:val="18"/>
+              </w:rPr>
+              <w:t>FR-51</w:t>
+            </w:r>
+          </w:p>
+        </w:tc>
+        <w:tc>
+          <w:tcPr>
+            <w:tcW w:type="dxa" w:w="8352"/>
+            <w:shd w:val="clear" w:color="auto" w:fill="E6F4F4"/>
+          </w:tcPr>
+          <w:p>
+            <w:pPr>
+              <w:jc w:val="left"/>
+            </w:pPr>
+            <w:r>
+              <w:rPr>
+                <w:b w:val="0"/>
+                <w:i w:val="0"/>
+                <w:sz w:val="18"/>
+              </w:rPr>
+              <w:t>System shall accept multiple documents in a single upload request</w:t>
+            </w:r>
+          </w:p>
+        </w:tc>
+      </w:tr>
+      <w:tr>
+        <w:tc>
+          <w:tcPr>
+            <w:tcW w:type="dxa" w:w="1008"/>
+            <w:shd w:val="clear" w:color="auto" w:fill="FFFFFF"/>
+          </w:tcPr>
+          <w:p>
+            <w:pPr>
+              <w:jc w:val="left"/>
+            </w:pPr>
+            <w:r>
+              <w:rPr>
+                <w:b w:val="0"/>
+                <w:i w:val="0"/>
+                <w:sz w:val="18"/>
+              </w:rPr>
+              <w:t>FR-52</w:t>
+            </w:r>
+          </w:p>
+        </w:tc>
+        <w:tc>
+          <w:tcPr>
+            <w:tcW w:type="dxa" w:w="8352"/>
+            <w:shd w:val="clear" w:color="auto" w:fill="FFFFFF"/>
+          </w:tcPr>
+          <w:p>
+            <w:pPr>
+              <w:jc w:val="left"/>
+            </w:pPr>
+            <w:r>
+              <w:rPr>
+                <w:b w:val="0"/>
+                <w:i w:val="0"/>
+                <w:sz w:val="18"/>
+              </w:rPr>
+              <w:t>System shall produce ONE unified knowledge graph from a single Sonnet call against combined document text (no per-doc-then-merge)</w:t>
+            </w:r>
+          </w:p>
+        </w:tc>
+      </w:tr>
+      <w:tr>
+        <w:tc>
+          <w:tcPr>
+            <w:tcW w:type="dxa" w:w="1008"/>
+            <w:shd w:val="clear" w:color="auto" w:fill="E6F4F4"/>
+          </w:tcPr>
+          <w:p>
+            <w:pPr>
+              <w:jc w:val="left"/>
+            </w:pPr>
+            <w:r>
+              <w:rPr>
+                <w:b w:val="0"/>
+                <w:i w:val="0"/>
+                <w:sz w:val="18"/>
+              </w:rPr>
+              <w:t>FR-53</w:t>
+            </w:r>
+          </w:p>
+        </w:tc>
+        <w:tc>
+          <w:tcPr>
+            <w:tcW w:type="dxa" w:w="8352"/>
+            <w:shd w:val="clear" w:color="auto" w:fill="E6F4F4"/>
+          </w:tcPr>
+          <w:p>
+            <w:pPr>
+              <w:jc w:val="left"/>
+            </w:pPr>
+            <w:r>
+              <w:rPr>
+                <w:b w:val="0"/>
+                <w:i w:val="0"/>
+                <w:sz w:val="18"/>
+              </w:rPr>
+              <w:t>Combined input shall be capped at 15,000 characters; documents shall be truncated proportionally when the cap is exceeded</w:t>
+            </w:r>
+          </w:p>
+        </w:tc>
+      </w:tr>
+      <w:tr>
+        <w:tc>
+          <w:tcPr>
+            <w:tcW w:type="dxa" w:w="1008"/>
+            <w:shd w:val="clear" w:color="auto" w:fill="FFFFFF"/>
+          </w:tcPr>
+          <w:p>
+            <w:pPr>
+              <w:jc w:val="left"/>
+            </w:pPr>
+            <w:r>
+              <w:rPr>
+                <w:b w:val="0"/>
+                <w:i w:val="0"/>
+                <w:sz w:val="18"/>
+              </w:rPr>
+              <w:t>FR-54</w:t>
+            </w:r>
+          </w:p>
+        </w:tc>
+        <w:tc>
+          <w:tcPr>
+            <w:tcW w:type="dxa" w:w="8352"/>
+            <w:shd w:val="clear" w:color="auto" w:fill="FFFFFF"/>
+          </w:tcPr>
+          <w:p>
+            <w:pPr>
+              <w:jc w:val="left"/>
+            </w:pPr>
+            <w:r>
+              <w:rPr>
+                <w:b w:val="0"/>
+                <w:i w:val="0"/>
+                <w:sz w:val="18"/>
+              </w:rPr>
+              <w:t>Every node shall carry a 'sources' field listing the filename(s) it appeared in (multi-source = higher confidence)</w:t>
+            </w:r>
+          </w:p>
+        </w:tc>
+      </w:tr>
+      <w:tr>
+        <w:tc>
+          <w:tcPr>
+            <w:tcW w:type="dxa" w:w="1008"/>
+            <w:shd w:val="clear" w:color="auto" w:fill="E6F4F4"/>
+          </w:tcPr>
+          <w:p>
+            <w:pPr>
+              <w:jc w:val="left"/>
+            </w:pPr>
+            <w:r>
+              <w:rPr>
+                <w:b w:val="0"/>
+                <w:i w:val="0"/>
+                <w:sz w:val="18"/>
+              </w:rPr>
+              <w:t>FR-55</w:t>
+            </w:r>
+          </w:p>
+        </w:tc>
+        <w:tc>
+          <w:tcPr>
+            <w:tcW w:type="dxa" w:w="8352"/>
+            <w:shd w:val="clear" w:color="auto" w:fill="E6F4F4"/>
+          </w:tcPr>
+          <w:p>
+            <w:pPr>
+              <w:jc w:val="left"/>
+            </w:pPr>
+            <w:r>
+              <w:rPr>
+                <w:b w:val="0"/>
+                <w:i w:val="0"/>
+                <w:sz w:val="18"/>
+              </w:rPr>
+              <w:t>Upload UI shall display a combined-character counter (green / amber / red) that warns before the limit is exceeded</w:t>
+            </w:r>
+          </w:p>
+        </w:tc>
+      </w:tr>
+      <w:tr>
+        <w:tc>
+          <w:tcPr>
+            <w:tcW w:type="dxa" w:w="1008"/>
+            <w:shd w:val="clear" w:color="auto" w:fill="FFFFFF"/>
+          </w:tcPr>
+          <w:p>
+            <w:pPr>
+              <w:jc w:val="left"/>
+            </w:pPr>
+            <w:r>
+              <w:rPr>
+                <w:b w:val="0"/>
+                <w:i w:val="0"/>
+                <w:sz w:val="18"/>
+              </w:rPr>
+              <w:t>FR-56</w:t>
+            </w:r>
+          </w:p>
+        </w:tc>
+        <w:tc>
+          <w:tcPr>
+            <w:tcW w:type="dxa" w:w="8352"/>
+            <w:shd w:val="clear" w:color="auto" w:fill="FFFFFF"/>
+          </w:tcPr>
+          <w:p>
+            <w:pPr>
+              <w:jc w:val="left"/>
+            </w:pPr>
+            <w:r>
+              <w:rPr>
+                <w:b w:val="0"/>
+                <w:i w:val="0"/>
+                <w:sz w:val="18"/>
+              </w:rPr>
+              <w:t>Above the graph, the system shall display a colored chip per source document; clicking a chip shall filter the graph to nodes from that document</w:t>
+            </w:r>
+          </w:p>
+        </w:tc>
+      </w:tr>
+      <w:tr>
+        <w:tc>
+          <w:tcPr>
+            <w:tcW w:type="dxa" w:w="1008"/>
+            <w:shd w:val="clear" w:color="auto" w:fill="E6F4F4"/>
+          </w:tcPr>
+          <w:p>
+            <w:pPr>
+              <w:jc w:val="left"/>
+            </w:pPr>
+            <w:r>
+              <w:rPr>
+                <w:b w:val="0"/>
+                <w:i w:val="0"/>
+                <w:sz w:val="18"/>
+              </w:rPr>
+              <w:t>FR-57</w:t>
+            </w:r>
+          </w:p>
+        </w:tc>
+        <w:tc>
+          <w:tcPr>
+            <w:tcW w:type="dxa" w:w="8352"/>
+            <w:shd w:val="clear" w:color="auto" w:fill="E6F4F4"/>
+          </w:tcPr>
+          <w:p>
+            <w:pPr>
+              <w:jc w:val="left"/>
+            </w:pPr>
+            <w:r>
+              <w:rPr>
+                <w:b w:val="0"/>
+                <w:i w:val="0"/>
+                <w:sz w:val="18"/>
+              </w:rPr>
+              <w:t>Node detail panel shall display a Sources field listing the document filename(s) when present</w:t>
+            </w:r>
+          </w:p>
+        </w:tc>
+      </w:tr>
+      <w:tr>
+        <w:tc>
+          <w:tcPr>
+            <w:tcW w:type="dxa" w:w="1008"/>
+            <w:shd w:val="clear" w:color="auto" w:fill="FFFFFF"/>
+          </w:tcPr>
+          <w:p>
+            <w:pPr>
+              <w:jc w:val="left"/>
+            </w:pPr>
+            <w:r>
+              <w:rPr>
+                <w:b w:val="0"/>
+                <w:i w:val="0"/>
+                <w:sz w:val="18"/>
+              </w:rPr>
+              <w:t>FR-58</w:t>
+            </w:r>
+          </w:p>
+        </w:tc>
+        <w:tc>
+          <w:tcPr>
+            <w:tcW w:type="dxa" w:w="8352"/>
+            <w:shd w:val="clear" w:color="auto" w:fill="FFFFFF"/>
+          </w:tcPr>
+          <w:p>
+            <w:pPr>
+              <w:jc w:val="left"/>
+            </w:pPr>
+            <w:r>
+              <w:rPr>
+                <w:b w:val="0"/>
+                <w:i w:val="0"/>
+                <w:sz w:val="18"/>
+              </w:rPr>
+              <w:t>When two or more documents are uploaded, the system shall produce up to 3 Cross-Document Insights via a single Haiku call (categories: gap / inconsistency / missing / contradiction); cached per graph_id</w:t>
+            </w:r>
+          </w:p>
+        </w:tc>
+      </w:tr>
+      <w:tr>
+        <w:tc>
+          <w:tcPr>
+            <w:tcW w:type="dxa" w:w="1008"/>
+            <w:shd w:val="clear" w:color="auto" w:fill="E6F4F4"/>
+          </w:tcPr>
+          <w:p>
+            <w:pPr>
+              <w:jc w:val="left"/>
+            </w:pPr>
+            <w:r>
+              <w:rPr>
+                <w:b w:val="0"/>
+                <w:i w:val="0"/>
+                <w:sz w:val="18"/>
+              </w:rPr>
+              <w:t>FR-59</w:t>
+            </w:r>
+          </w:p>
+        </w:tc>
+        <w:tc>
+          <w:tcPr>
+            <w:tcW w:type="dxa" w:w="8352"/>
+            <w:shd w:val="clear" w:color="auto" w:fill="E6F4F4"/>
+          </w:tcPr>
+          <w:p>
+            <w:pPr>
+              <w:jc w:val="left"/>
+            </w:pPr>
+            <w:r>
+              <w:rPr>
+                <w:b w:val="0"/>
+                <w:i w:val="0"/>
+                <w:sz w:val="18"/>
+              </w:rPr>
+              <w:t>Single-document upload shall behave exactly as before — the chip row collapses to one chip and the Cross-Document Insights panel is hidden</w:t>
+            </w:r>
+          </w:p>
+        </w:tc>
+      </w:tr>
+    </w:tbl>
+    <w:p/>
+    <w:p>
+      <w:pPr>
+        <w:spacing w:before="200" w:after="40"/>
+      </w:pPr>
+      <w:r>
+        <w:rPr>
+          <w:b/>
+          <w:i w:val="0"/>
+          <w:color w:val="024F4F"/>
+          <w:sz w:val="20"/>
+        </w:rPr>
+        <w:t>6.10  Live Operational Data (SQLite)</w:t>
+      </w:r>
+    </w:p>
+    <w:tbl>
+      <w:tblPr>
+        <w:tblStyle w:val="TableGrid"/>
+        <w:tblW w:type="auto" w:w="0"/>
+        <w:tblLook w:firstColumn="1" w:firstRow="1" w:lastColumn="0" w:lastRow="0" w:noHBand="0" w:noVBand="1" w:val="04A0"/>
+      </w:tblPr>
+      <w:tblGrid>
+        <w:gridCol w:w="4873"/>
+        <w:gridCol w:w="4873"/>
+      </w:tblGrid>
+      <w:tr>
+        <w:tc>
+          <w:tcPr>
+            <w:tcW w:type="dxa" w:w="1008"/>
+            <w:shd w:val="clear" w:color="auto" w:fill="036868"/>
+          </w:tcPr>
+          <w:p>
+            <w:pPr>
+              <w:jc w:val="left"/>
+            </w:pPr>
+            <w:r>
+              <w:rPr>
+                <w:b/>
+                <w:i w:val="0"/>
+                <w:color w:val="FFFFFF"/>
+                <w:sz w:val="18"/>
+              </w:rPr>
+              <w:t>ID</w:t>
+            </w:r>
+          </w:p>
+        </w:tc>
+        <w:tc>
+          <w:tcPr>
+            <w:tcW w:type="dxa" w:w="8352"/>
+            <w:shd w:val="clear" w:color="auto" w:fill="036868"/>
+          </w:tcPr>
+          <w:p>
+            <w:pPr>
+              <w:jc w:val="left"/>
+            </w:pPr>
+            <w:r>
+              <w:rPr>
+                <w:b/>
+                <w:i w:val="0"/>
+                <w:color w:val="FFFFFF"/>
+                <w:sz w:val="18"/>
+              </w:rPr>
+              <w:t>Requirement</w:t>
+            </w:r>
+          </w:p>
+        </w:tc>
+      </w:tr>
+      <w:tr>
+        <w:tc>
+          <w:tcPr>
+            <w:tcW w:type="dxa" w:w="1008"/>
+            <w:shd w:val="clear" w:color="auto" w:fill="E6F4F4"/>
+          </w:tcPr>
+          <w:p>
+            <w:pPr>
+              <w:jc w:val="left"/>
+            </w:pPr>
+            <w:r>
+              <w:rPr>
+                <w:b w:val="0"/>
+                <w:i w:val="0"/>
+                <w:sz w:val="18"/>
+              </w:rPr>
+              <w:t>FR-60</w:t>
+            </w:r>
+          </w:p>
+        </w:tc>
+        <w:tc>
+          <w:tcPr>
+            <w:tcW w:type="dxa" w:w="8352"/>
+            <w:shd w:val="clear" w:color="auto" w:fill="E6F4F4"/>
+          </w:tcPr>
+          <w:p>
+            <w:pPr>
+              <w:jc w:val="left"/>
+            </w:pPr>
+            <w:r>
+              <w:rPr>
+                <w:b w:val="0"/>
+                <w:i w:val="0"/>
+                <w:sz w:val="18"/>
+              </w:rPr>
+              <w:t>System shall ship with a local SQLite demo DB seeded on server startup with realistic banking-loan operations data (process_steps, loan_applications, step_executions)</w:t>
+            </w:r>
+          </w:p>
+        </w:tc>
+      </w:tr>
+      <w:tr>
+        <w:tc>
+          <w:tcPr>
+            <w:tcW w:type="dxa" w:w="1008"/>
+            <w:shd w:val="clear" w:color="auto" w:fill="FFFFFF"/>
+          </w:tcPr>
+          <w:p>
+            <w:pPr>
+              <w:jc w:val="left"/>
+            </w:pPr>
+            <w:r>
+              <w:rPr>
+                <w:b w:val="0"/>
+                <w:i w:val="0"/>
+                <w:sz w:val="18"/>
+              </w:rPr>
+              <w:t>FR-61</w:t>
+            </w:r>
+          </w:p>
+        </w:tc>
+        <w:tc>
+          <w:tcPr>
+            <w:tcW w:type="dxa" w:w="8352"/>
+            <w:shd w:val="clear" w:color="auto" w:fill="FFFFFF"/>
+          </w:tcPr>
+          <w:p>
+            <w:pPr>
+              <w:jc w:val="left"/>
+            </w:pPr>
+            <w:r>
+              <w:rPr>
+                <w:b w:val="0"/>
+                <w:i w:val="0"/>
+                <w:sz w:val="18"/>
+              </w:rPr>
+              <w:t>System shall expose POST /api/data/summary returning aggregate stats (totals, status breakdown, average cycle time, top breached steps)</w:t>
+            </w:r>
+          </w:p>
+        </w:tc>
+      </w:tr>
+      <w:tr>
+        <w:tc>
+          <w:tcPr>
+            <w:tcW w:type="dxa" w:w="1008"/>
+            <w:shd w:val="clear" w:color="auto" w:fill="E6F4F4"/>
+          </w:tcPr>
+          <w:p>
+            <w:pPr>
+              <w:jc w:val="left"/>
+            </w:pPr>
+            <w:r>
+              <w:rPr>
+                <w:b w:val="0"/>
+                <w:i w:val="0"/>
+                <w:sz w:val="18"/>
+              </w:rPr>
+              <w:t>FR-62</w:t>
+            </w:r>
+          </w:p>
+        </w:tc>
+        <w:tc>
+          <w:tcPr>
+            <w:tcW w:type="dxa" w:w="8352"/>
+            <w:shd w:val="clear" w:color="auto" w:fill="E6F4F4"/>
+          </w:tcPr>
+          <w:p>
+            <w:pPr>
+              <w:jc w:val="left"/>
+            </w:pPr>
+            <w:r>
+              <w:rPr>
+                <w:b w:val="0"/>
+                <w:i w:val="0"/>
+                <w:sz w:val="18"/>
+              </w:rPr>
+              <w:t>System shall expose GET /api/data/step/{step_name} returning expected-vs-actual stats for a single step (execution count, breach rate, avg duration, role/system mismatches)</w:t>
+            </w:r>
+          </w:p>
+        </w:tc>
+      </w:tr>
+      <w:tr>
+        <w:tc>
+          <w:tcPr>
+            <w:tcW w:type="dxa" w:w="1008"/>
+            <w:shd w:val="clear" w:color="auto" w:fill="FFFFFF"/>
+          </w:tcPr>
+          <w:p>
+            <w:pPr>
+              <w:jc w:val="left"/>
+            </w:pPr>
+            <w:r>
+              <w:rPr>
+                <w:b w:val="0"/>
+                <w:i w:val="0"/>
+                <w:sz w:val="18"/>
+              </w:rPr>
+              <w:t>FR-63</w:t>
+            </w:r>
+          </w:p>
+        </w:tc>
+        <w:tc>
+          <w:tcPr>
+            <w:tcW w:type="dxa" w:w="8352"/>
+            <w:shd w:val="clear" w:color="auto" w:fill="FFFFFF"/>
+          </w:tcPr>
+          <w:p>
+            <w:pPr>
+              <w:jc w:val="left"/>
+            </w:pPr>
+            <w:r>
+              <w:rPr>
+                <w:b w:val="0"/>
+                <w:i w:val="0"/>
+                <w:sz w:val="18"/>
+              </w:rPr>
+              <w:t>Seeding shall be idempotent — re-running on a populated DB shall be a no-op</w:t>
+            </w:r>
+          </w:p>
+        </w:tc>
+      </w:tr>
+      <w:tr>
+        <w:tc>
+          <w:tcPr>
+            <w:tcW w:type="dxa" w:w="1008"/>
+            <w:shd w:val="clear" w:color="auto" w:fill="E6F4F4"/>
+          </w:tcPr>
+          <w:p>
+            <w:pPr>
+              <w:jc w:val="left"/>
+            </w:pPr>
+            <w:r>
+              <w:rPr>
+                <w:b w:val="0"/>
+                <w:i w:val="0"/>
+                <w:sz w:val="18"/>
+              </w:rPr>
+              <w:t>FR-64</w:t>
+            </w:r>
+          </w:p>
+        </w:tc>
+        <w:tc>
+          <w:tcPr>
+            <w:tcW w:type="dxa" w:w="8352"/>
+            <w:shd w:val="clear" w:color="auto" w:fill="E6F4F4"/>
+          </w:tcPr>
+          <w:p>
+            <w:pPr>
+              <w:jc w:val="left"/>
+            </w:pPr>
+            <w:r>
+              <w:rPr>
+                <w:b w:val="0"/>
+                <w:i w:val="0"/>
+                <w:sz w:val="18"/>
+              </w:rPr>
+              <w:t>No external service or credentials shall be required for the demo data store to function</w:t>
+            </w:r>
+          </w:p>
+        </w:tc>
+      </w:tr>
+    </w:tbl>
+    <w:p/>
+    <w:p>
+      <w:pPr>
+        <w:spacing w:before="200" w:after="40"/>
+      </w:pPr>
+      <w:r>
+        <w:rPr>
+          <w:b/>
+          <w:i w:val="0"/>
+          <w:color w:val="024F4F"/>
+          <w:sz w:val="20"/>
+        </w:rPr>
+        <w:t>6.11  Executive Report</w:t>
+      </w:r>
+    </w:p>
+    <w:tbl>
+      <w:tblPr>
+        <w:tblStyle w:val="TableGrid"/>
+        <w:tblW w:type="auto" w:w="0"/>
+        <w:tblLook w:firstColumn="1" w:firstRow="1" w:lastColumn="0" w:lastRow="0" w:noHBand="0" w:noVBand="1" w:val="04A0"/>
+      </w:tblPr>
+      <w:tblGrid>
+        <w:gridCol w:w="4873"/>
+        <w:gridCol w:w="4873"/>
+      </w:tblGrid>
+      <w:tr>
+        <w:tc>
+          <w:tcPr>
+            <w:tcW w:type="dxa" w:w="1008"/>
+            <w:shd w:val="clear" w:color="auto" w:fill="036868"/>
+          </w:tcPr>
+          <w:p>
+            <w:pPr>
+              <w:jc w:val="left"/>
+            </w:pPr>
+            <w:r>
+              <w:rPr>
+                <w:b/>
+                <w:i w:val="0"/>
+                <w:color w:val="FFFFFF"/>
+                <w:sz w:val="18"/>
+              </w:rPr>
+              <w:t>ID</w:t>
+            </w:r>
+          </w:p>
+        </w:tc>
+        <w:tc>
+          <w:tcPr>
+            <w:tcW w:type="dxa" w:w="8352"/>
+            <w:shd w:val="clear" w:color="auto" w:fill="036868"/>
+          </w:tcPr>
+          <w:p>
+            <w:pPr>
+              <w:jc w:val="left"/>
+            </w:pPr>
+            <w:r>
+              <w:rPr>
+                <w:b/>
+                <w:i w:val="0"/>
+                <w:color w:val="FFFFFF"/>
+                <w:sz w:val="18"/>
+              </w:rPr>
+              <w:t>Requirement</w:t>
+            </w:r>
+          </w:p>
+        </w:tc>
+      </w:tr>
+      <w:tr>
+        <w:tc>
+          <w:tcPr>
+            <w:tcW w:type="dxa" w:w="1008"/>
+            <w:shd w:val="clear" w:color="auto" w:fill="E6F4F4"/>
+          </w:tcPr>
+          <w:p>
+            <w:pPr>
+              <w:jc w:val="left"/>
+            </w:pPr>
+            <w:r>
+              <w:rPr>
+                <w:b w:val="0"/>
+                <w:i w:val="0"/>
+                <w:sz w:val="18"/>
+              </w:rPr>
+              <w:t>FR-65</w:t>
+            </w:r>
+          </w:p>
+        </w:tc>
+        <w:tc>
+          <w:tcPr>
+            <w:tcW w:type="dxa" w:w="8352"/>
+            <w:shd w:val="clear" w:color="auto" w:fill="E6F4F4"/>
+          </w:tcPr>
+          <w:p>
+            <w:pPr>
+              <w:jc w:val="left"/>
+            </w:pPr>
+            <w:r>
+              <w:rPr>
+                <w:b w:val="0"/>
+                <w:i w:val="0"/>
+                <w:sz w:val="18"/>
+              </w:rPr>
+              <w:t>System shall provide a header button 'Generate Report' that opens a self-contained, print-styled HTML page summarising every feature run for the current graph</w:t>
+            </w:r>
+          </w:p>
+        </w:tc>
+      </w:tr>
+      <w:tr>
+        <w:tc>
+          <w:tcPr>
+            <w:tcW w:type="dxa" w:w="1008"/>
+            <w:shd w:val="clear" w:color="auto" w:fill="FFFFFF"/>
+          </w:tcPr>
+          <w:p>
+            <w:pPr>
+              <w:jc w:val="left"/>
+            </w:pPr>
+            <w:r>
+              <w:rPr>
+                <w:b w:val="0"/>
+                <w:i w:val="0"/>
+                <w:sz w:val="18"/>
+              </w:rPr>
+              <w:t>FR-66</w:t>
+            </w:r>
+          </w:p>
+        </w:tc>
+        <w:tc>
+          <w:tcPr>
+            <w:tcW w:type="dxa" w:w="8352"/>
+            <w:shd w:val="clear" w:color="auto" w:fill="FFFFFF"/>
+          </w:tcPr>
+          <w:p>
+            <w:pPr>
+              <w:jc w:val="left"/>
+            </w:pPr>
+            <w:r>
+              <w:rPr>
+                <w:b w:val="0"/>
+                <w:i w:val="0"/>
+                <w:sz w:val="18"/>
+              </w:rPr>
+              <w:t>Report shall be composed entirely from existing in-memory stores and the local SQLite DB; no new LLM calls shall be made to compose it</w:t>
+            </w:r>
+          </w:p>
+        </w:tc>
+      </w:tr>
+      <w:tr>
+        <w:tc>
+          <w:tcPr>
+            <w:tcW w:type="dxa" w:w="1008"/>
+            <w:shd w:val="clear" w:color="auto" w:fill="E6F4F4"/>
+          </w:tcPr>
+          <w:p>
+            <w:pPr>
+              <w:jc w:val="left"/>
+            </w:pPr>
+            <w:r>
+              <w:rPr>
+                <w:b w:val="0"/>
+                <w:i w:val="0"/>
+                <w:sz w:val="18"/>
+              </w:rPr>
+              <w:t>FR-67</w:t>
+            </w:r>
+          </w:p>
+        </w:tc>
+        <w:tc>
+          <w:tcPr>
+            <w:tcW w:type="dxa" w:w="8352"/>
+            <w:shd w:val="clear" w:color="auto" w:fill="E6F4F4"/>
+          </w:tcPr>
+          <w:p>
+            <w:pPr>
+              <w:jc w:val="left"/>
+            </w:pPr>
+            <w:r>
+              <w:rPr>
+                <w:b w:val="0"/>
+                <w:i w:val="0"/>
+                <w:sz w:val="18"/>
+              </w:rPr>
+              <w:t>Report sections shall render conditionally — features that have not been run shall be omitted</w:t>
+            </w:r>
+          </w:p>
+        </w:tc>
+      </w:tr>
+      <w:tr>
+        <w:tc>
+          <w:tcPr>
+            <w:tcW w:type="dxa" w:w="1008"/>
+            <w:shd w:val="clear" w:color="auto" w:fill="FFFFFF"/>
+          </w:tcPr>
+          <w:p>
+            <w:pPr>
+              <w:jc w:val="left"/>
+            </w:pPr>
+            <w:r>
+              <w:rPr>
+                <w:b w:val="0"/>
+                <w:i w:val="0"/>
+                <w:sz w:val="18"/>
+              </w:rPr>
+              <w:t>FR-68</w:t>
+            </w:r>
+          </w:p>
+        </w:tc>
+        <w:tc>
+          <w:tcPr>
+            <w:tcW w:type="dxa" w:w="8352"/>
+            <w:shd w:val="clear" w:color="auto" w:fill="FFFFFF"/>
+          </w:tcPr>
+          <w:p>
+            <w:pPr>
+              <w:jc w:val="left"/>
+            </w:pPr>
+            <w:r>
+              <w:rPr>
+                <w:b w:val="0"/>
+                <w:i w:val="0"/>
+                <w:sz w:val="18"/>
+              </w:rPr>
+              <w:t>Report shall include: hero, source documents, executive summary, top issues, cross-document insights (when applicable), workflow opportunities with total ROI roll-up, gap analysis, conformance results, live operational data, footer</w:t>
+            </w:r>
+          </w:p>
+        </w:tc>
+      </w:tr>
+      <w:tr>
+        <w:tc>
+          <w:tcPr>
+            <w:tcW w:type="dxa" w:w="1008"/>
+            <w:shd w:val="clear" w:color="auto" w:fill="E6F4F4"/>
+          </w:tcPr>
+          <w:p>
+            <w:pPr>
+              <w:jc w:val="left"/>
+            </w:pPr>
+            <w:r>
+              <w:rPr>
+                <w:b w:val="0"/>
+                <w:i w:val="0"/>
+                <w:sz w:val="18"/>
+              </w:rPr>
+              <w:t>FR-69</w:t>
+            </w:r>
+          </w:p>
+        </w:tc>
+        <w:tc>
+          <w:tcPr>
+            <w:tcW w:type="dxa" w:w="8352"/>
+            <w:shd w:val="clear" w:color="auto" w:fill="E6F4F4"/>
+          </w:tcPr>
+          <w:p>
+            <w:pPr>
+              <w:jc w:val="left"/>
+            </w:pPr>
+            <w:r>
+              <w:rPr>
+                <w:b w:val="0"/>
+                <w:i w:val="0"/>
+                <w:sz w:val="18"/>
+              </w:rPr>
+              <w:t>Report HTML shall include a print stylesheet (page-break rules, color preservation, hidden action bar) so the user can save to PDF via the browser's native Print dialog</w:t>
             </w:r>
           </w:p>
         </w:tc>
@@ -4558,6 +6390,30 @@
         <w:t>9.1  Tech Stack</w:t>
       </w:r>
     </w:p>
+    <w:p>
+      <w:pPr>
+        <w:spacing w:after="80"/>
+      </w:pPr>
+      <w:r>
+        <w:rPr>
+          <w:color w:val="1F2D2D"/>
+          <w:sz w:val="19"/>
+        </w:rPr>
+        <w:t>Backend: Python 3.11+, FastAPI, Uvicorn, anthropic SDK, python-docx (DOCX parsing — extracts paragraphs and table cells), PyMuPDF (PDF parsing), python-dotenv, sqlite3 (built-in, used for the local demo DB; no external service required). Frontend: Vanilla JavaScript + HTML + CSS, vis-network (self-hosted), no build step. The Discovery Engine ships as a single-file FastAPI app plus static frontend assets — no database, message queue, or auth provider required to run.</w:t>
+      </w:r>
+    </w:p>
+    <w:p>
+      <w:pPr>
+        <w:spacing w:after="80"/>
+      </w:pPr>
+      <w:r>
+        <w:rPr>
+          <w:color w:val="1F2D2D"/>
+          <w:sz w:val="19"/>
+        </w:rPr>
+        <w:t>Architecture details:</w:t>
+      </w:r>
+    </w:p>
     <w:tbl>
       <w:tblPr>
         <w:tblStyle w:val="TableGrid"/>
@@ -5015,7 +6871,7 @@
       <w:tr>
         <w:tc>
           <w:tcPr>
-            <w:tcW w:type="dxa" w:w="4032"/>
+            <w:tcW w:type="dxa" w:w="4896"/>
             <w:shd w:val="clear" w:color="auto" w:fill="036868"/>
           </w:tcPr>
           <w:p>
@@ -5055,7 +6911,7 @@
         </w:tc>
         <w:tc>
           <w:tcPr>
-            <w:tcW w:type="dxa" w:w="4320"/>
+            <w:tcW w:type="dxa" w:w="3456"/>
             <w:shd w:val="clear" w:color="auto" w:fill="036868"/>
           </w:tcPr>
           <w:p>
@@ -5077,7 +6933,7 @@
       <w:tr>
         <w:tc>
           <w:tcPr>
-            <w:tcW w:type="dxa" w:w="4032"/>
+            <w:tcW w:type="dxa" w:w="4896"/>
             <w:shd w:val="clear" w:color="auto" w:fill="E6F4F4"/>
           </w:tcPr>
           <w:p>
@@ -5115,7 +6971,7 @@
         </w:tc>
         <w:tc>
           <w:tcPr>
-            <w:tcW w:type="dxa" w:w="4320"/>
+            <w:tcW w:type="dxa" w:w="3456"/>
             <w:shd w:val="clear" w:color="auto" w:fill="E6F4F4"/>
           </w:tcPr>
           <w:p>
@@ -5128,7 +6984,7 @@
                 <w:i w:val="0"/>
                 <w:sz w:val="18"/>
               </w:rPr>
-              <w:t>Document upload and graph extraction</w:t>
+              <w:t>Multi-document upload + unified graph extraction</w:t>
             </w:r>
           </w:p>
         </w:tc>
@@ -5136,7 +6992,7 @@
       <w:tr>
         <w:tc>
           <w:tcPr>
-            <w:tcW w:type="dxa" w:w="4032"/>
+            <w:tcW w:type="dxa" w:w="4896"/>
             <w:shd w:val="clear" w:color="auto" w:fill="FFFFFF"/>
           </w:tcPr>
           <w:p>
@@ -5149,7 +7005,7 @@
                 <w:i w:val="0"/>
                 <w:sz w:val="18"/>
               </w:rPr>
-              <w:t>/api/workflows/generate</w:t>
+              <w:t>/api/graph/{graph_id}/sources</w:t>
             </w:r>
           </w:p>
         </w:tc>
@@ -5168,13 +7024,13 @@
                 <w:i w:val="0"/>
                 <w:sz w:val="18"/>
               </w:rPr>
-              <w:t>POST</w:t>
-            </w:r>
-          </w:p>
-        </w:tc>
-        <w:tc>
-          <w:tcPr>
-            <w:tcW w:type="dxa" w:w="4320"/>
+              <w:t>GET</w:t>
+            </w:r>
+          </w:p>
+        </w:tc>
+        <w:tc>
+          <w:tcPr>
+            <w:tcW w:type="dxa" w:w="3456"/>
             <w:shd w:val="clear" w:color="auto" w:fill="FFFFFF"/>
           </w:tcPr>
           <w:p>
@@ -5187,7 +7043,7 @@
                 <w:i w:val="0"/>
                 <w:sz w:val="18"/>
               </w:rPr>
-              <w:t>Workflow generation</w:t>
+              <w:t>List source documents for a graph</w:t>
             </w:r>
           </w:p>
         </w:tc>
@@ -5195,7 +7051,7 @@
       <w:tr>
         <w:tc>
           <w:tcPr>
-            <w:tcW w:type="dxa" w:w="4032"/>
+            <w:tcW w:type="dxa" w:w="4896"/>
             <w:shd w:val="clear" w:color="auto" w:fill="E6F4F4"/>
           </w:tcPr>
           <w:p>
@@ -5208,7 +7064,7 @@
                 <w:i w:val="0"/>
                 <w:sz w:val="18"/>
               </w:rPr>
-              <w:t>/api/workflows/{id}</w:t>
+              <w:t>/api/graph/{graph_id}/cross-doc-insights</w:t>
             </w:r>
           </w:p>
         </w:tc>
@@ -5227,13 +7083,13 @@
                 <w:i w:val="0"/>
                 <w:sz w:val="18"/>
               </w:rPr>
-              <w:t>GET</w:t>
-            </w:r>
-          </w:p>
-        </w:tc>
-        <w:tc>
-          <w:tcPr>
-            <w:tcW w:type="dxa" w:w="4320"/>
+              <w:t>POST</w:t>
+            </w:r>
+          </w:p>
+        </w:tc>
+        <w:tc>
+          <w:tcPr>
+            <w:tcW w:type="dxa" w:w="3456"/>
             <w:shd w:val="clear" w:color="auto" w:fill="E6F4F4"/>
           </w:tcPr>
           <w:p>
@@ -5246,7 +7102,7 @@
                 <w:i w:val="0"/>
                 <w:sz w:val="18"/>
               </w:rPr>
-              <w:t>Retrieve cached workflows</w:t>
+              <w:t>Cross-document gaps and inconsistencies (Haiku, cached)</w:t>
             </w:r>
           </w:p>
         </w:tc>
@@ -5254,7 +7110,7 @@
       <w:tr>
         <w:tc>
           <w:tcPr>
-            <w:tcW w:type="dxa" w:w="4032"/>
+            <w:tcW w:type="dxa" w:w="4896"/>
             <w:shd w:val="clear" w:color="auto" w:fill="FFFFFF"/>
           </w:tcPr>
           <w:p>
@@ -5267,7 +7123,7 @@
                 <w:i w:val="0"/>
                 <w:sz w:val="18"/>
               </w:rPr>
-              <w:t>/api/generate-object-model</w:t>
+              <w:t>/api/workflows/generate</w:t>
             </w:r>
           </w:p>
         </w:tc>
@@ -5292,7 +7148,7 @@
         </w:tc>
         <w:tc>
           <w:tcPr>
-            <w:tcW w:type="dxa" w:w="4320"/>
+            <w:tcW w:type="dxa" w:w="3456"/>
             <w:shd w:val="clear" w:color="auto" w:fill="FFFFFF"/>
           </w:tcPr>
           <w:p>
@@ -5305,7 +7161,7 @@
                 <w:i w:val="0"/>
                 <w:sz w:val="18"/>
               </w:rPr>
-              <w:t>Object model generation</w:t>
+              <w:t>Workflow bundle (workflow + ROI + automation + variants)</w:t>
             </w:r>
           </w:p>
         </w:tc>
@@ -5313,7 +7169,7 @@
       <w:tr>
         <w:tc>
           <w:tcPr>
-            <w:tcW w:type="dxa" w:w="4032"/>
+            <w:tcW w:type="dxa" w:w="4896"/>
             <w:shd w:val="clear" w:color="auto" w:fill="E6F4F4"/>
           </w:tcPr>
           <w:p>
@@ -5326,7 +7182,7 @@
                 <w:i w:val="0"/>
                 <w:sz w:val="18"/>
               </w:rPr>
-              <w:t>/api/query/natural-language</w:t>
+              <w:t>/api/workflows/{graph_id}</w:t>
             </w:r>
           </w:p>
         </w:tc>
@@ -5345,13 +7201,13 @@
                 <w:i w:val="0"/>
                 <w:sz w:val="18"/>
               </w:rPr>
-              <w:t>POST</w:t>
-            </w:r>
-          </w:p>
-        </w:tc>
-        <w:tc>
-          <w:tcPr>
-            <w:tcW w:type="dxa" w:w="4320"/>
+              <w:t>GET</w:t>
+            </w:r>
+          </w:p>
+        </w:tc>
+        <w:tc>
+          <w:tcPr>
+            <w:tcW w:type="dxa" w:w="3456"/>
             <w:shd w:val="clear" w:color="auto" w:fill="E6F4F4"/>
           </w:tcPr>
           <w:p>
@@ -5364,7 +7220,7 @@
                 <w:i w:val="0"/>
                 <w:sz w:val="18"/>
               </w:rPr>
-              <w:t>Natural language query</w:t>
+              <w:t>Retrieve cached workflows</w:t>
             </w:r>
           </w:p>
         </w:tc>
@@ -5372,7 +7228,7 @@
       <w:tr>
         <w:tc>
           <w:tcPr>
-            <w:tcW w:type="dxa" w:w="4032"/>
+            <w:tcW w:type="dxa" w:w="4896"/>
             <w:shd w:val="clear" w:color="auto" w:fill="FFFFFF"/>
           </w:tcPr>
           <w:p>
@@ -5385,7 +7241,7 @@
                 <w:i w:val="0"/>
                 <w:sz w:val="18"/>
               </w:rPr>
-              <w:t>/api/query/history/{id}</w:t>
+              <w:t>/api/generate-object-model</w:t>
             </w:r>
           </w:p>
         </w:tc>
@@ -5404,13 +7260,13 @@
                 <w:i w:val="0"/>
                 <w:sz w:val="18"/>
               </w:rPr>
-              <w:t>GET</w:t>
-            </w:r>
-          </w:p>
-        </w:tc>
-        <w:tc>
-          <w:tcPr>
-            <w:tcW w:type="dxa" w:w="4320"/>
+              <w:t>POST</w:t>
+            </w:r>
+          </w:p>
+        </w:tc>
+        <w:tc>
+          <w:tcPr>
+            <w:tcW w:type="dxa" w:w="3456"/>
             <w:shd w:val="clear" w:color="auto" w:fill="FFFFFF"/>
           </w:tcPr>
           <w:p>
@@ -5423,7 +7279,7 @@
                 <w:i w:val="0"/>
                 <w:sz w:val="18"/>
               </w:rPr>
-              <w:t>NLQ history</w:t>
+              <w:t>Object model generation</w:t>
             </w:r>
           </w:p>
         </w:tc>
@@ -5431,7 +7287,7 @@
       <w:tr>
         <w:tc>
           <w:tcPr>
-            <w:tcW w:type="dxa" w:w="4032"/>
+            <w:tcW w:type="dxa" w:w="4896"/>
             <w:shd w:val="clear" w:color="auto" w:fill="E6F4F4"/>
           </w:tcPr>
           <w:p>
@@ -5444,7 +7300,7 @@
                 <w:i w:val="0"/>
                 <w:sz w:val="18"/>
               </w:rPr>
-              <w:t>/api/gap-analysis/calculate</w:t>
+              <w:t>/api/query/natural-language</w:t>
             </w:r>
           </w:p>
         </w:tc>
@@ -5469,7 +7325,7 @@
         </w:tc>
         <w:tc>
           <w:tcPr>
-            <w:tcW w:type="dxa" w:w="4320"/>
+            <w:tcW w:type="dxa" w:w="3456"/>
             <w:shd w:val="clear" w:color="auto" w:fill="E6F4F4"/>
           </w:tcPr>
           <w:p>
@@ -5482,7 +7338,7 @@
                 <w:i w:val="0"/>
                 <w:sz w:val="18"/>
               </w:rPr>
-              <w:t>Gap analysis</w:t>
+              <w:t>Natural language query (with SQLite operational context)</w:t>
             </w:r>
           </w:p>
         </w:tc>
@@ -5490,7 +7346,7 @@
       <w:tr>
         <w:tc>
           <w:tcPr>
-            <w:tcW w:type="dxa" w:w="4032"/>
+            <w:tcW w:type="dxa" w:w="4896"/>
             <w:shd w:val="clear" w:color="auto" w:fill="FFFFFF"/>
           </w:tcPr>
           <w:p>
@@ -5503,7 +7359,7 @@
                 <w:i w:val="0"/>
                 <w:sz w:val="18"/>
               </w:rPr>
-              <w:t>/api/gap-analysis/blueprint</w:t>
+              <w:t>/api/query/history/{graph_id}</w:t>
             </w:r>
           </w:p>
         </w:tc>
@@ -5522,13 +7378,13 @@
                 <w:i w:val="0"/>
                 <w:sz w:val="18"/>
               </w:rPr>
-              <w:t>POST</w:t>
-            </w:r>
-          </w:p>
-        </w:tc>
-        <w:tc>
-          <w:tcPr>
-            <w:tcW w:type="dxa" w:w="4320"/>
+              <w:t>GET</w:t>
+            </w:r>
+          </w:p>
+        </w:tc>
+        <w:tc>
+          <w:tcPr>
+            <w:tcW w:type="dxa" w:w="3456"/>
             <w:shd w:val="clear" w:color="auto" w:fill="FFFFFF"/>
           </w:tcPr>
           <w:p>
@@ -5541,7 +7397,7 @@
                 <w:i w:val="0"/>
                 <w:sz w:val="18"/>
               </w:rPr>
-              <w:t>Remediation blueprint</w:t>
+              <w:t>NLQ history</w:t>
             </w:r>
           </w:p>
         </w:tc>
@@ -5549,7 +7405,7 @@
       <w:tr>
         <w:tc>
           <w:tcPr>
-            <w:tcW w:type="dxa" w:w="4032"/>
+            <w:tcW w:type="dxa" w:w="4896"/>
             <w:shd w:val="clear" w:color="auto" w:fill="E6F4F4"/>
           </w:tcPr>
           <w:p>
@@ -5562,7 +7418,7 @@
                 <w:i w:val="0"/>
                 <w:sz w:val="18"/>
               </w:rPr>
-              <w:t>/api/pulse/calculate</w:t>
+              <w:t>/api/gap-analysis/calculate</w:t>
             </w:r>
           </w:p>
         </w:tc>
@@ -5587,7 +7443,7 @@
         </w:tc>
         <w:tc>
           <w:tcPr>
-            <w:tcW w:type="dxa" w:w="4320"/>
+            <w:tcW w:type="dxa" w:w="3456"/>
             <w:shd w:val="clear" w:color="auto" w:fill="E6F4F4"/>
           </w:tcPr>
           <w:p>
@@ -5600,7 +7456,7 @@
                 <w:i w:val="0"/>
                 <w:sz w:val="18"/>
               </w:rPr>
-              <w:t>Pulse health metrics</w:t>
+              <w:t>Gap analysis</w:t>
             </w:r>
           </w:p>
         </w:tc>
@@ -5608,7 +7464,7 @@
       <w:tr>
         <w:tc>
           <w:tcPr>
-            <w:tcW w:type="dxa" w:w="4032"/>
+            <w:tcW w:type="dxa" w:w="4896"/>
             <w:shd w:val="clear" w:color="auto" w:fill="FFFFFF"/>
           </w:tcPr>
           <w:p>
@@ -5621,7 +7477,7 @@
                 <w:i w:val="0"/>
                 <w:sz w:val="18"/>
               </w:rPr>
-              <w:t>/api/pulse/ai-recommendations</w:t>
+              <w:t>/api/gap-analysis/blueprint</w:t>
             </w:r>
           </w:p>
         </w:tc>
@@ -5646,7 +7502,7 @@
         </w:tc>
         <w:tc>
           <w:tcPr>
-            <w:tcW w:type="dxa" w:w="4320"/>
+            <w:tcW w:type="dxa" w:w="3456"/>
             <w:shd w:val="clear" w:color="auto" w:fill="FFFFFF"/>
           </w:tcPr>
           <w:p>
@@ -5659,7 +7515,7 @@
                 <w:i w:val="0"/>
                 <w:sz w:val="18"/>
               </w:rPr>
-              <w:t>AI pulse recommendations</w:t>
+              <w:t>Remediation blueprint</w:t>
             </w:r>
           </w:p>
         </w:tc>
@@ -5667,7 +7523,7 @@
       <w:tr>
         <w:tc>
           <w:tcPr>
-            <w:tcW w:type="dxa" w:w="4032"/>
+            <w:tcW w:type="dxa" w:w="4896"/>
             <w:shd w:val="clear" w:color="auto" w:fill="E6F4F4"/>
           </w:tcPr>
           <w:p>
@@ -5680,7 +7536,7 @@
                 <w:i w:val="0"/>
                 <w:sz w:val="18"/>
               </w:rPr>
-              <w:t>/conformance/upload</w:t>
+              <w:t>/api/pulse/calculate</w:t>
             </w:r>
           </w:p>
         </w:tc>
@@ -5705,7 +7561,7 @@
         </w:tc>
         <w:tc>
           <w:tcPr>
-            <w:tcW w:type="dxa" w:w="4320"/>
+            <w:tcW w:type="dxa" w:w="3456"/>
             <w:shd w:val="clear" w:color="auto" w:fill="E6F4F4"/>
           </w:tcPr>
           <w:p>
@@ -5718,7 +7574,7 @@
                 <w:i w:val="0"/>
                 <w:sz w:val="18"/>
               </w:rPr>
-              <w:t>Evidence document upload</w:t>
+              <w:t>Pulse health metrics</w:t>
             </w:r>
           </w:p>
         </w:tc>
@@ -5726,7 +7582,7 @@
       <w:tr>
         <w:tc>
           <w:tcPr>
-            <w:tcW w:type="dxa" w:w="4032"/>
+            <w:tcW w:type="dxa" w:w="4896"/>
             <w:shd w:val="clear" w:color="auto" w:fill="FFFFFF"/>
           </w:tcPr>
           <w:p>
@@ -5739,7 +7595,7 @@
                 <w:i w:val="0"/>
                 <w:sz w:val="18"/>
               </w:rPr>
-              <w:t>/conformance/analyse</w:t>
+              <w:t>/api/pulse/ai-recommendations</w:t>
             </w:r>
           </w:p>
         </w:tc>
@@ -5764,7 +7620,7 @@
         </w:tc>
         <w:tc>
           <w:tcPr>
-            <w:tcW w:type="dxa" w:w="4320"/>
+            <w:tcW w:type="dxa" w:w="3456"/>
             <w:shd w:val="clear" w:color="auto" w:fill="FFFFFF"/>
           </w:tcPr>
           <w:p>
@@ -5777,7 +7633,7 @@
                 <w:i w:val="0"/>
                 <w:sz w:val="18"/>
               </w:rPr>
-              <w:t>Conformance analysis</w:t>
+              <w:t>AI pulse recommendations</w:t>
             </w:r>
           </w:p>
         </w:tc>
@@ -5785,7 +7641,7 @@
       <w:tr>
         <w:tc>
           <w:tcPr>
-            <w:tcW w:type="dxa" w:w="4032"/>
+            <w:tcW w:type="dxa" w:w="4896"/>
             <w:shd w:val="clear" w:color="auto" w:fill="E6F4F4"/>
           </w:tcPr>
           <w:p>
@@ -5798,7 +7654,7 @@
                 <w:i w:val="0"/>
                 <w:sz w:val="18"/>
               </w:rPr>
-              <w:t>/conformance/{id}/latest</w:t>
+              <w:t>/api/data/summary</w:t>
             </w:r>
           </w:p>
         </w:tc>
@@ -5817,13 +7673,367 @@
                 <w:i w:val="0"/>
                 <w:sz w:val="18"/>
               </w:rPr>
+              <w:t>POST</w:t>
+            </w:r>
+          </w:p>
+        </w:tc>
+        <w:tc>
+          <w:tcPr>
+            <w:tcW w:type="dxa" w:w="3456"/>
+            <w:shd w:val="clear" w:color="auto" w:fill="E6F4F4"/>
+          </w:tcPr>
+          <w:p>
+            <w:pPr>
+              <w:jc w:val="left"/>
+            </w:pPr>
+            <w:r>
+              <w:rPr>
+                <w:b w:val="0"/>
+                <w:i w:val="0"/>
+                <w:sz w:val="18"/>
+              </w:rPr>
+              <w:t>SQLite operational data — aggregate stats</w:t>
+            </w:r>
+          </w:p>
+        </w:tc>
+      </w:tr>
+      <w:tr>
+        <w:tc>
+          <w:tcPr>
+            <w:tcW w:type="dxa" w:w="4896"/>
+            <w:shd w:val="clear" w:color="auto" w:fill="FFFFFF"/>
+          </w:tcPr>
+          <w:p>
+            <w:pPr>
+              <w:jc w:val="left"/>
+            </w:pPr>
+            <w:r>
+              <w:rPr>
+                <w:b w:val="0"/>
+                <w:i w:val="0"/>
+                <w:sz w:val="18"/>
+              </w:rPr>
+              <w:t>/api/data/step/{step_name}</w:t>
+            </w:r>
+          </w:p>
+        </w:tc>
+        <w:tc>
+          <w:tcPr>
+            <w:tcW w:type="dxa" w:w="1008"/>
+            <w:shd w:val="clear" w:color="auto" w:fill="FFFFFF"/>
+          </w:tcPr>
+          <w:p>
+            <w:pPr>
+              <w:jc w:val="left"/>
+            </w:pPr>
+            <w:r>
+              <w:rPr>
+                <w:b w:val="0"/>
+                <w:i w:val="0"/>
+                <w:sz w:val="18"/>
+              </w:rPr>
               <w:t>GET</w:t>
             </w:r>
           </w:p>
         </w:tc>
         <w:tc>
           <w:tcPr>
-            <w:tcW w:type="dxa" w:w="4320"/>
+            <w:tcW w:type="dxa" w:w="3456"/>
+            <w:shd w:val="clear" w:color="auto" w:fill="FFFFFF"/>
+          </w:tcPr>
+          <w:p>
+            <w:pPr>
+              <w:jc w:val="left"/>
+            </w:pPr>
+            <w:r>
+              <w:rPr>
+                <w:b w:val="0"/>
+                <w:i w:val="0"/>
+                <w:sz w:val="18"/>
+              </w:rPr>
+              <w:t>SQLite operational data — per-step expected-vs-actual</w:t>
+            </w:r>
+          </w:p>
+        </w:tc>
+      </w:tr>
+      <w:tr>
+        <w:tc>
+          <w:tcPr>
+            <w:tcW w:type="dxa" w:w="4896"/>
+            <w:shd w:val="clear" w:color="auto" w:fill="E6F4F4"/>
+          </w:tcPr>
+          <w:p>
+            <w:pPr>
+              <w:jc w:val="left"/>
+            </w:pPr>
+            <w:r>
+              <w:rPr>
+                <w:b w:val="0"/>
+                <w:i w:val="0"/>
+                <w:sz w:val="18"/>
+              </w:rPr>
+              <w:t>/api/report/{graph_id}</w:t>
+            </w:r>
+          </w:p>
+        </w:tc>
+        <w:tc>
+          <w:tcPr>
+            <w:tcW w:type="dxa" w:w="1008"/>
+            <w:shd w:val="clear" w:color="auto" w:fill="E6F4F4"/>
+          </w:tcPr>
+          <w:p>
+            <w:pPr>
+              <w:jc w:val="left"/>
+            </w:pPr>
+            <w:r>
+              <w:rPr>
+                <w:b w:val="0"/>
+                <w:i w:val="0"/>
+                <w:sz w:val="18"/>
+              </w:rPr>
+              <w:t>GET</w:t>
+            </w:r>
+          </w:p>
+        </w:tc>
+        <w:tc>
+          <w:tcPr>
+            <w:tcW w:type="dxa" w:w="3456"/>
+            <w:shd w:val="clear" w:color="auto" w:fill="E6F4F4"/>
+          </w:tcPr>
+          <w:p>
+            <w:pPr>
+              <w:jc w:val="left"/>
+            </w:pPr>
+            <w:r>
+              <w:rPr>
+                <w:b w:val="0"/>
+                <w:i w:val="0"/>
+                <w:sz w:val="18"/>
+              </w:rPr>
+              <w:t>Executive HTML report (browser print to PDF)</w:t>
+            </w:r>
+          </w:p>
+        </w:tc>
+      </w:tr>
+      <w:tr>
+        <w:tc>
+          <w:tcPr>
+            <w:tcW w:type="dxa" w:w="4896"/>
+            <w:shd w:val="clear" w:color="auto" w:fill="FFFFFF"/>
+          </w:tcPr>
+          <w:p>
+            <w:pPr>
+              <w:jc w:val="left"/>
+            </w:pPr>
+            <w:r>
+              <w:rPr>
+                <w:b w:val="0"/>
+                <w:i w:val="0"/>
+                <w:sz w:val="18"/>
+              </w:rPr>
+              <w:t>/api/health</w:t>
+            </w:r>
+          </w:p>
+        </w:tc>
+        <w:tc>
+          <w:tcPr>
+            <w:tcW w:type="dxa" w:w="1008"/>
+            <w:shd w:val="clear" w:color="auto" w:fill="FFFFFF"/>
+          </w:tcPr>
+          <w:p>
+            <w:pPr>
+              <w:jc w:val="left"/>
+            </w:pPr>
+            <w:r>
+              <w:rPr>
+                <w:b w:val="0"/>
+                <w:i w:val="0"/>
+                <w:sz w:val="18"/>
+              </w:rPr>
+              <w:t>GET</w:t>
+            </w:r>
+          </w:p>
+        </w:tc>
+        <w:tc>
+          <w:tcPr>
+            <w:tcW w:type="dxa" w:w="3456"/>
+            <w:shd w:val="clear" w:color="auto" w:fill="FFFFFF"/>
+          </w:tcPr>
+          <w:p>
+            <w:pPr>
+              <w:jc w:val="left"/>
+            </w:pPr>
+            <w:r>
+              <w:rPr>
+                <w:b w:val="0"/>
+                <w:i w:val="0"/>
+                <w:sz w:val="18"/>
+              </w:rPr>
+              <w:t>Health probe (neo4j_enabled, demo_db_seeded)</w:t>
+            </w:r>
+          </w:p>
+        </w:tc>
+      </w:tr>
+      <w:tr>
+        <w:tc>
+          <w:tcPr>
+            <w:tcW w:type="dxa" w:w="4896"/>
+            <w:shd w:val="clear" w:color="auto" w:fill="E6F4F4"/>
+          </w:tcPr>
+          <w:p>
+            <w:pPr>
+              <w:jc w:val="left"/>
+            </w:pPr>
+            <w:r>
+              <w:rPr>
+                <w:b w:val="0"/>
+                <w:i w:val="0"/>
+                <w:sz w:val="18"/>
+              </w:rPr>
+              <w:t>/conformance/upload</w:t>
+            </w:r>
+          </w:p>
+        </w:tc>
+        <w:tc>
+          <w:tcPr>
+            <w:tcW w:type="dxa" w:w="1008"/>
+            <w:shd w:val="clear" w:color="auto" w:fill="E6F4F4"/>
+          </w:tcPr>
+          <w:p>
+            <w:pPr>
+              <w:jc w:val="left"/>
+            </w:pPr>
+            <w:r>
+              <w:rPr>
+                <w:b w:val="0"/>
+                <w:i w:val="0"/>
+                <w:sz w:val="18"/>
+              </w:rPr>
+              <w:t>POST</w:t>
+            </w:r>
+          </w:p>
+        </w:tc>
+        <w:tc>
+          <w:tcPr>
+            <w:tcW w:type="dxa" w:w="3456"/>
+            <w:shd w:val="clear" w:color="auto" w:fill="E6F4F4"/>
+          </w:tcPr>
+          <w:p>
+            <w:pPr>
+              <w:jc w:val="left"/>
+            </w:pPr>
+            <w:r>
+              <w:rPr>
+                <w:b w:val="0"/>
+                <w:i w:val="0"/>
+                <w:sz w:val="18"/>
+              </w:rPr>
+              <w:t>Evidence document upload (file or synthetic from live data)</w:t>
+            </w:r>
+          </w:p>
+        </w:tc>
+      </w:tr>
+      <w:tr>
+        <w:tc>
+          <w:tcPr>
+            <w:tcW w:type="dxa" w:w="4896"/>
+            <w:shd w:val="clear" w:color="auto" w:fill="FFFFFF"/>
+          </w:tcPr>
+          <w:p>
+            <w:pPr>
+              <w:jc w:val="left"/>
+            </w:pPr>
+            <w:r>
+              <w:rPr>
+                <w:b w:val="0"/>
+                <w:i w:val="0"/>
+                <w:sz w:val="18"/>
+              </w:rPr>
+              <w:t>/conformance/analyse</w:t>
+            </w:r>
+          </w:p>
+        </w:tc>
+        <w:tc>
+          <w:tcPr>
+            <w:tcW w:type="dxa" w:w="1008"/>
+            <w:shd w:val="clear" w:color="auto" w:fill="FFFFFF"/>
+          </w:tcPr>
+          <w:p>
+            <w:pPr>
+              <w:jc w:val="left"/>
+            </w:pPr>
+            <w:r>
+              <w:rPr>
+                <w:b w:val="0"/>
+                <w:i w:val="0"/>
+                <w:sz w:val="18"/>
+              </w:rPr>
+              <w:t>POST</w:t>
+            </w:r>
+          </w:p>
+        </w:tc>
+        <w:tc>
+          <w:tcPr>
+            <w:tcW w:type="dxa" w:w="3456"/>
+            <w:shd w:val="clear" w:color="auto" w:fill="FFFFFF"/>
+          </w:tcPr>
+          <w:p>
+            <w:pPr>
+              <w:jc w:val="left"/>
+            </w:pPr>
+            <w:r>
+              <w:rPr>
+                <w:b w:val="0"/>
+                <w:i w:val="0"/>
+                <w:sz w:val="18"/>
+              </w:rPr>
+              <w:t>Conformance analysis</w:t>
+            </w:r>
+          </w:p>
+        </w:tc>
+      </w:tr>
+      <w:tr>
+        <w:tc>
+          <w:tcPr>
+            <w:tcW w:type="dxa" w:w="4896"/>
+            <w:shd w:val="clear" w:color="auto" w:fill="E6F4F4"/>
+          </w:tcPr>
+          <w:p>
+            <w:pPr>
+              <w:jc w:val="left"/>
+            </w:pPr>
+            <w:r>
+              <w:rPr>
+                <w:b w:val="0"/>
+                <w:i w:val="0"/>
+                <w:sz w:val="18"/>
+              </w:rPr>
+              <w:t>/conformance/{graph_id}/latest</w:t>
+            </w:r>
+          </w:p>
+        </w:tc>
+        <w:tc>
+          <w:tcPr>
+            <w:tcW w:type="dxa" w:w="1008"/>
+            <w:shd w:val="clear" w:color="auto" w:fill="E6F4F4"/>
+          </w:tcPr>
+          <w:p>
+            <w:pPr>
+              <w:jc w:val="left"/>
+            </w:pPr>
+            <w:r>
+              <w:rPr>
+                <w:b w:val="0"/>
+                <w:i w:val="0"/>
+                <w:sz w:val="18"/>
+              </w:rPr>
+              <w:t>GET</w:t>
+            </w:r>
+          </w:p>
+        </w:tc>
+        <w:tc>
+          <w:tcPr>
+            <w:tcW w:type="dxa" w:w="3456"/>
             <w:shd w:val="clear" w:color="auto" w:fill="E6F4F4"/>
           </w:tcPr>
           <w:p>
@@ -5872,7 +8082,7 @@
       <w:tr>
         <w:tc>
           <w:tcPr>
-            <w:tcW w:type="dxa" w:w="3168"/>
+            <w:tcW w:type="dxa" w:w="3744"/>
             <w:shd w:val="clear" w:color="auto" w:fill="036868"/>
           </w:tcPr>
           <w:p>
@@ -5912,7 +8122,7 @@
         </w:tc>
         <w:tc>
           <w:tcPr>
-            <w:tcW w:type="dxa" w:w="1440"/>
+            <w:tcW w:type="dxa" w:w="1152"/>
             <w:shd w:val="clear" w:color="auto" w:fill="036868"/>
           </w:tcPr>
           <w:p>
@@ -5932,7 +8142,7 @@
         </w:tc>
         <w:tc>
           <w:tcPr>
-            <w:tcW w:type="dxa" w:w="2160"/>
+            <w:tcW w:type="dxa" w:w="1872"/>
             <w:shd w:val="clear" w:color="auto" w:fill="036868"/>
           </w:tcPr>
           <w:p>
@@ -5954,7 +8164,7 @@
       <w:tr>
         <w:tc>
           <w:tcPr>
-            <w:tcW w:type="dxa" w:w="3168"/>
+            <w:tcW w:type="dxa" w:w="3744"/>
             <w:shd w:val="clear" w:color="auto" w:fill="E6F4F4"/>
           </w:tcPr>
           <w:p>
@@ -5967,7 +8177,7 @@
                 <w:i w:val="0"/>
                 <w:sz w:val="18"/>
               </w:rPr>
-              <w:t>Graph extraction</w:t>
+              <w:t>Graph extraction (single or multi-doc)</w:t>
             </w:r>
           </w:p>
         </w:tc>
@@ -5992,7 +8202,7 @@
         </w:tc>
         <w:tc>
           <w:tcPr>
-            <w:tcW w:type="dxa" w:w="1440"/>
+            <w:tcW w:type="dxa" w:w="1152"/>
             <w:shd w:val="clear" w:color="auto" w:fill="E6F4F4"/>
           </w:tcPr>
           <w:p>
@@ -6011,7 +8221,7 @@
         </w:tc>
         <w:tc>
           <w:tcPr>
-            <w:tcW w:type="dxa" w:w="2160"/>
+            <w:tcW w:type="dxa" w:w="1872"/>
             <w:shd w:val="clear" w:color="auto" w:fill="E6F4F4"/>
           </w:tcPr>
           <w:p>
@@ -6024,7 +8234,7 @@
                 <w:i w:val="0"/>
                 <w:sz w:val="18"/>
               </w:rPr>
-              <w:t>Highest accuracy required</w:t>
+              <w:t>Highest accuracy on entity/relationship extraction</w:t>
             </w:r>
           </w:p>
         </w:tc>
@@ -6032,7 +8242,7 @@
       <w:tr>
         <w:tc>
           <w:tcPr>
-            <w:tcW w:type="dxa" w:w="3168"/>
+            <w:tcW w:type="dxa" w:w="3744"/>
             <w:shd w:val="clear" w:color="auto" w:fill="FFFFFF"/>
           </w:tcPr>
           <w:p>
@@ -6045,7 +8255,7 @@
                 <w:i w:val="0"/>
                 <w:sz w:val="18"/>
               </w:rPr>
-              <w:t>Workflow generation</w:t>
+              <w:t>Workflow bundle (workflow + ROI + automation + variants)</w:t>
             </w:r>
           </w:p>
         </w:tc>
@@ -6070,7 +8280,7 @@
         </w:tc>
         <w:tc>
           <w:tcPr>
-            <w:tcW w:type="dxa" w:w="1440"/>
+            <w:tcW w:type="dxa" w:w="1152"/>
             <w:shd w:val="clear" w:color="auto" w:fill="FFFFFF"/>
           </w:tcPr>
           <w:p>
@@ -6083,13 +8293,13 @@
                 <w:i w:val="0"/>
                 <w:sz w:val="18"/>
               </w:rPr>
-              <w:t>16,000</w:t>
-            </w:r>
-          </w:p>
-        </w:tc>
-        <w:tc>
-          <w:tcPr>
-            <w:tcW w:type="dxa" w:w="2160"/>
+              <w:t>32,000</w:t>
+            </w:r>
+          </w:p>
+        </w:tc>
+        <w:tc>
+          <w:tcPr>
+            <w:tcW w:type="dxa" w:w="1872"/>
             <w:shd w:val="clear" w:color="auto" w:fill="FFFFFF"/>
           </w:tcPr>
           <w:p>
@@ -6102,7 +8312,7 @@
                 <w:i w:val="0"/>
                 <w:sz w:val="18"/>
               </w:rPr>
-              <w:t>Complex nested schema</w:t>
+              <w:t>One consolidated call replaces former 7 calls; system prompt + tool schema cached (ephemeral)</w:t>
             </w:r>
           </w:p>
         </w:tc>
@@ -6110,7 +8320,7 @@
       <w:tr>
         <w:tc>
           <w:tcPr>
-            <w:tcW w:type="dxa" w:w="3168"/>
+            <w:tcW w:type="dxa" w:w="3744"/>
             <w:shd w:val="clear" w:color="auto" w:fill="E6F4F4"/>
           </w:tcPr>
           <w:p>
@@ -6148,7 +8358,7 @@
         </w:tc>
         <w:tc>
           <w:tcPr>
-            <w:tcW w:type="dxa" w:w="1440"/>
+            <w:tcW w:type="dxa" w:w="1152"/>
             <w:shd w:val="clear" w:color="auto" w:fill="E6F4F4"/>
           </w:tcPr>
           <w:p>
@@ -6167,7 +8377,7 @@
         </w:tc>
         <w:tc>
           <w:tcPr>
-            <w:tcW w:type="dxa" w:w="2160"/>
+            <w:tcW w:type="dxa" w:w="1872"/>
             <w:shd w:val="clear" w:color="auto" w:fill="E6F4F4"/>
           </w:tcPr>
           <w:p>
@@ -6188,7 +8398,7 @@
       <w:tr>
         <w:tc>
           <w:tcPr>
-            <w:tcW w:type="dxa" w:w="3168"/>
+            <w:tcW w:type="dxa" w:w="3744"/>
             <w:shd w:val="clear" w:color="auto" w:fill="FFFFFF"/>
           </w:tcPr>
           <w:p>
@@ -6226,7 +8436,7 @@
         </w:tc>
         <w:tc>
           <w:tcPr>
-            <w:tcW w:type="dxa" w:w="1440"/>
+            <w:tcW w:type="dxa" w:w="1152"/>
             <w:shd w:val="clear" w:color="auto" w:fill="FFFFFF"/>
           </w:tcPr>
           <w:p>
@@ -6245,7 +8455,7 @@
         </w:tc>
         <w:tc>
           <w:tcPr>
-            <w:tcW w:type="dxa" w:w="2160"/>
+            <w:tcW w:type="dxa" w:w="1872"/>
             <w:shd w:val="clear" w:color="auto" w:fill="FFFFFF"/>
           </w:tcPr>
           <w:p>
@@ -6266,7 +8476,7 @@
       <w:tr>
         <w:tc>
           <w:tcPr>
-            <w:tcW w:type="dxa" w:w="3168"/>
+            <w:tcW w:type="dxa" w:w="3744"/>
             <w:shd w:val="clear" w:color="auto" w:fill="E6F4F4"/>
           </w:tcPr>
           <w:p>
@@ -6304,7 +8514,7 @@
         </w:tc>
         <w:tc>
           <w:tcPr>
-            <w:tcW w:type="dxa" w:w="1440"/>
+            <w:tcW w:type="dxa" w:w="1152"/>
             <w:shd w:val="clear" w:color="auto" w:fill="E6F4F4"/>
           </w:tcPr>
           <w:p>
@@ -6323,7 +8533,7 @@
         </w:tc>
         <w:tc>
           <w:tcPr>
-            <w:tcW w:type="dxa" w:w="2160"/>
+            <w:tcW w:type="dxa" w:w="1872"/>
             <w:shd w:val="clear" w:color="auto" w:fill="E6F4F4"/>
           </w:tcPr>
           <w:p>
@@ -6336,7 +8546,7 @@
                 <w:i w:val="0"/>
                 <w:sz w:val="18"/>
               </w:rPr>
-              <w:t>Simple Q&amp;A</w:t>
+              <w:t>Simple Q&amp;A; operational data injected into prompt</w:t>
             </w:r>
           </w:p>
         </w:tc>
@@ -6344,7 +8554,7 @@
       <w:tr>
         <w:tc>
           <w:tcPr>
-            <w:tcW w:type="dxa" w:w="3168"/>
+            <w:tcW w:type="dxa" w:w="3744"/>
             <w:shd w:val="clear" w:color="auto" w:fill="FFFFFF"/>
           </w:tcPr>
           <w:p>
@@ -6382,7 +8592,7 @@
         </w:tc>
         <w:tc>
           <w:tcPr>
-            <w:tcW w:type="dxa" w:w="1440"/>
+            <w:tcW w:type="dxa" w:w="1152"/>
             <w:shd w:val="clear" w:color="auto" w:fill="FFFFFF"/>
           </w:tcPr>
           <w:p>
@@ -6401,7 +8611,7 @@
         </w:tc>
         <w:tc>
           <w:tcPr>
-            <w:tcW w:type="dxa" w:w="2160"/>
+            <w:tcW w:type="dxa" w:w="1872"/>
             <w:shd w:val="clear" w:color="auto" w:fill="FFFFFF"/>
           </w:tcPr>
           <w:p>
@@ -6422,7 +8632,7 @@
       <w:tr>
         <w:tc>
           <w:tcPr>
-            <w:tcW w:type="dxa" w:w="3168"/>
+            <w:tcW w:type="dxa" w:w="3744"/>
             <w:shd w:val="clear" w:color="auto" w:fill="E6F4F4"/>
           </w:tcPr>
           <w:p>
@@ -6460,7 +8670,7 @@
         </w:tc>
         <w:tc>
           <w:tcPr>
-            <w:tcW w:type="dxa" w:w="1440"/>
+            <w:tcW w:type="dxa" w:w="1152"/>
             <w:shd w:val="clear" w:color="auto" w:fill="E6F4F4"/>
           </w:tcPr>
           <w:p>
@@ -6479,7 +8689,7 @@
         </w:tc>
         <w:tc>
           <w:tcPr>
-            <w:tcW w:type="dxa" w:w="2160"/>
+            <w:tcW w:type="dxa" w:w="1872"/>
             <w:shd w:val="clear" w:color="auto" w:fill="E6F4F4"/>
           </w:tcPr>
           <w:p>
@@ -6493,6 +8703,84 @@
                 <w:sz w:val="18"/>
               </w:rPr>
               <w:t>Structured list</w:t>
+            </w:r>
+          </w:p>
+        </w:tc>
+      </w:tr>
+      <w:tr>
+        <w:tc>
+          <w:tcPr>
+            <w:tcW w:type="dxa" w:w="3744"/>
+            <w:shd w:val="clear" w:color="auto" w:fill="FFFFFF"/>
+          </w:tcPr>
+          <w:p>
+            <w:pPr>
+              <w:jc w:val="left"/>
+            </w:pPr>
+            <w:r>
+              <w:rPr>
+                <w:b w:val="0"/>
+                <w:i w:val="0"/>
+                <w:sz w:val="18"/>
+              </w:rPr>
+              <w:t>Cross-document insights</w:t>
+            </w:r>
+          </w:p>
+        </w:tc>
+        <w:tc>
+          <w:tcPr>
+            <w:tcW w:type="dxa" w:w="2592"/>
+            <w:shd w:val="clear" w:color="auto" w:fill="FFFFFF"/>
+          </w:tcPr>
+          <w:p>
+            <w:pPr>
+              <w:jc w:val="left"/>
+            </w:pPr>
+            <w:r>
+              <w:rPr>
+                <w:b w:val="0"/>
+                <w:i w:val="0"/>
+                <w:sz w:val="18"/>
+              </w:rPr>
+              <w:t>Claude Haiku 4.5</w:t>
+            </w:r>
+          </w:p>
+        </w:tc>
+        <w:tc>
+          <w:tcPr>
+            <w:tcW w:type="dxa" w:w="1152"/>
+            <w:shd w:val="clear" w:color="auto" w:fill="FFFFFF"/>
+          </w:tcPr>
+          <w:p>
+            <w:pPr>
+              <w:jc w:val="left"/>
+            </w:pPr>
+            <w:r>
+              <w:rPr>
+                <w:b w:val="0"/>
+                <w:i w:val="0"/>
+                <w:sz w:val="18"/>
+              </w:rPr>
+              <w:t>1,500</w:t>
+            </w:r>
+          </w:p>
+        </w:tc>
+        <w:tc>
+          <w:tcPr>
+            <w:tcW w:type="dxa" w:w="1872"/>
+            <w:shd w:val="clear" w:color="auto" w:fill="FFFFFF"/>
+          </w:tcPr>
+          <w:p>
+            <w:pPr>
+              <w:jc w:val="left"/>
+            </w:pPr>
+            <w:r>
+              <w:rPr>
+                <w:b w:val="0"/>
+                <w:i w:val="0"/>
+                <w:sz w:val="18"/>
+              </w:rPr>
+              <w:t>Up to 3 cross-doc gaps, cached per graph_id</w:t>
             </w:r>
           </w:p>
         </w:tc>
@@ -6548,7 +8836,7 @@
           <w:color w:val="1F2D2D"/>
           <w:sz w:val="19"/>
         </w:rPr>
-        <w:t>All stores are keyed by graph_id (UUID) and reset on server restart. There is no persistent storage.</w:t>
+        <w:t>Most stores are keyed by graph_id (UUID) and reset on server restart. _workflow_cache is keyed by document hash to enable cross-session caching. There is no persistent storage for graph state — only the SQLite demo DB persists between sessions.</w:t>
       </w:r>
     </w:p>
     <w:tbl>
@@ -6678,7 +8966,7 @@
                 <w:i w:val="0"/>
                 <w:sz w:val="18"/>
               </w:rPr>
-              <w:t>Nodes, edges, graph_id</w:t>
+              <w:t>Nodes, edges, graph_id (each node carries a 'sources' field)</w:t>
             </w:r>
           </w:p>
         </w:tc>
@@ -6758,7 +9046,7 @@
                 <w:i w:val="0"/>
                 <w:sz w:val="18"/>
               </w:rPr>
-              <w:t>_workflow_store</w:t>
+              <w:t>_doc_sources_store</w:t>
             </w:r>
           </w:p>
         </w:tc>
@@ -6796,7 +9084,7 @@
                 <w:i w:val="0"/>
                 <w:sz w:val="18"/>
               </w:rPr>
-              <w:t>Workflows list</w:t>
+              <w:t>List of {filename, word_count} for source documents</w:t>
             </w:r>
           </w:p>
         </w:tc>
@@ -6817,7 +9105,7 @@
                 <w:i w:val="0"/>
                 <w:sz w:val="18"/>
               </w:rPr>
-              <w:t>_object_model_store</w:t>
+              <w:t>_hash_store</w:t>
             </w:r>
           </w:p>
         </w:tc>
@@ -6855,7 +9143,7 @@
                 <w:i w:val="0"/>
                 <w:sz w:val="18"/>
               </w:rPr>
-              <w:t>Object model result</w:t>
+              <w:t>SHA-256 hash of uploaded raw bytes (workflow cross-session cache key)</w:t>
             </w:r>
           </w:p>
         </w:tc>
@@ -6876,7 +9164,7 @@
                 <w:i w:val="0"/>
                 <w:sz w:val="18"/>
               </w:rPr>
-              <w:t>_query_history</w:t>
+              <w:t>_workflow_store</w:t>
             </w:r>
           </w:p>
         </w:tc>
@@ -6914,7 +9202,7 @@
                 <w:i w:val="0"/>
                 <w:sz w:val="18"/>
               </w:rPr>
-              <w:t>NLQ history entries</w:t>
+              <w:t>Workflow bundle (workflows + ROI + automation + variants)</w:t>
             </w:r>
           </w:p>
         </w:tc>
@@ -6935,7 +9223,7 @@
                 <w:i w:val="0"/>
                 <w:sz w:val="18"/>
               </w:rPr>
-              <w:t>_gap_store</w:t>
+              <w:t>_workflow_cache</w:t>
             </w:r>
           </w:p>
         </w:tc>
@@ -6954,7 +9242,7 @@
                 <w:i w:val="0"/>
                 <w:sz w:val="18"/>
               </w:rPr>
-              <w:t>graph_id</w:t>
+              <w:t>doc_hash</w:t>
             </w:r>
           </w:p>
         </w:tc>
@@ -6973,7 +9261,7 @@
                 <w:i w:val="0"/>
                 <w:sz w:val="18"/>
               </w:rPr>
-              <w:t>Gap analysis result</w:t>
+              <w:t>Cross-session workflow cache (same content → instant reuse)</w:t>
             </w:r>
           </w:p>
         </w:tc>
@@ -6994,7 +9282,7 @@
                 <w:i w:val="0"/>
                 <w:sz w:val="18"/>
               </w:rPr>
-              <w:t>_blueprint_store</w:t>
+              <w:t>_cross_doc_store</w:t>
             </w:r>
           </w:p>
         </w:tc>
@@ -7032,7 +9320,7 @@
                 <w:i w:val="0"/>
                 <w:sz w:val="18"/>
               </w:rPr>
-              <w:t>Blueprint result</w:t>
+              <w:t>Cross-document insights result</w:t>
             </w:r>
           </w:p>
         </w:tc>
@@ -7053,7 +9341,7 @@
                 <w:i w:val="0"/>
                 <w:sz w:val="18"/>
               </w:rPr>
-              <w:t>_pulse_store</w:t>
+              <w:t>_object_model_store</w:t>
             </w:r>
           </w:p>
         </w:tc>
@@ -7091,7 +9379,7 @@
                 <w:i w:val="0"/>
                 <w:sz w:val="18"/>
               </w:rPr>
-              <w:t>Pulse items</w:t>
+              <w:t>Object model result</w:t>
             </w:r>
           </w:p>
         </w:tc>
@@ -7112,7 +9400,7 @@
                 <w:i w:val="0"/>
                 <w:sz w:val="18"/>
               </w:rPr>
-              <w:t>_pulse_ai_store</w:t>
+              <w:t>_query_history</w:t>
             </w:r>
           </w:p>
         </w:tc>
@@ -7150,7 +9438,7 @@
                 <w:i w:val="0"/>
                 <w:sz w:val="18"/>
               </w:rPr>
-              <w:t>AI recommendations</w:t>
+              <w:t>NLQ history entries</w:t>
             </w:r>
           </w:p>
         </w:tc>
@@ -7171,7 +9459,7 @@
                 <w:i w:val="0"/>
                 <w:sz w:val="18"/>
               </w:rPr>
-              <w:t>_evidence_store</w:t>
+              <w:t>_gap_store</w:t>
             </w:r>
           </w:p>
         </w:tc>
@@ -7190,7 +9478,7 @@
                 <w:i w:val="0"/>
                 <w:sz w:val="18"/>
               </w:rPr>
-              <w:t>evidence_id</w:t>
+              <w:t>graph_id</w:t>
             </w:r>
           </w:p>
         </w:tc>
@@ -7209,7 +9497,7 @@
                 <w:i w:val="0"/>
                 <w:sz w:val="18"/>
               </w:rPr>
-              <w:t>Evidence document</w:t>
+              <w:t>Gap analysis result</w:t>
             </w:r>
           </w:p>
         </w:tc>
@@ -7230,7 +9518,7 @@
                 <w:i w:val="0"/>
                 <w:sz w:val="18"/>
               </w:rPr>
-              <w:t>_conformance_store</w:t>
+              <w:t>_blueprint_store</w:t>
             </w:r>
           </w:p>
         </w:tc>
@@ -7249,7 +9537,7 @@
                 <w:i w:val="0"/>
                 <w:sz w:val="18"/>
               </w:rPr>
-              <w:t>evidence_id</w:t>
+              <w:t>graph_id</w:t>
             </w:r>
           </w:p>
         </w:tc>
@@ -7268,7 +9556,7 @@
                 <w:i w:val="0"/>
                 <w:sz w:val="18"/>
               </w:rPr>
-              <w:t>Conformance result</w:t>
+              <w:t>Blueprint result</w:t>
             </w:r>
           </w:p>
         </w:tc>
@@ -7289,7 +9577,7 @@
                 <w:i w:val="0"/>
                 <w:sz w:val="18"/>
               </w:rPr>
-              <w:t>_conformance_latest</w:t>
+              <w:t>_pulse_store</w:t>
             </w:r>
           </w:p>
         </w:tc>
@@ -7327,7 +9615,443 @@
                 <w:i w:val="0"/>
                 <w:sz w:val="18"/>
               </w:rPr>
+              <w:t>Pulse items</w:t>
+            </w:r>
+          </w:p>
+        </w:tc>
+      </w:tr>
+      <w:tr>
+        <w:tc>
+          <w:tcPr>
+            <w:tcW w:type="dxa" w:w="3168"/>
+            <w:shd w:val="clear" w:color="auto" w:fill="E6F4F4"/>
+          </w:tcPr>
+          <w:p>
+            <w:pPr>
+              <w:jc w:val="left"/>
+            </w:pPr>
+            <w:r>
+              <w:rPr>
+                <w:b w:val="0"/>
+                <w:i w:val="0"/>
+                <w:sz w:val="18"/>
+              </w:rPr>
+              <w:t>_pulse_ai_store</w:t>
+            </w:r>
+          </w:p>
+        </w:tc>
+        <w:tc>
+          <w:tcPr>
+            <w:tcW w:type="dxa" w:w="1872"/>
+            <w:shd w:val="clear" w:color="auto" w:fill="E6F4F4"/>
+          </w:tcPr>
+          <w:p>
+            <w:pPr>
+              <w:jc w:val="left"/>
+            </w:pPr>
+            <w:r>
+              <w:rPr>
+                <w:b w:val="0"/>
+                <w:i w:val="0"/>
+                <w:sz w:val="18"/>
+              </w:rPr>
+              <w:t>graph_id</w:t>
+            </w:r>
+          </w:p>
+        </w:tc>
+        <w:tc>
+          <w:tcPr>
+            <w:tcW w:type="dxa" w:w="4320"/>
+            <w:shd w:val="clear" w:color="auto" w:fill="E6F4F4"/>
+          </w:tcPr>
+          <w:p>
+            <w:pPr>
+              <w:jc w:val="left"/>
+            </w:pPr>
+            <w:r>
+              <w:rPr>
+                <w:b w:val="0"/>
+                <w:i w:val="0"/>
+                <w:sz w:val="18"/>
+              </w:rPr>
+              <w:t>AI recommendations</w:t>
+            </w:r>
+          </w:p>
+        </w:tc>
+      </w:tr>
+      <w:tr>
+        <w:tc>
+          <w:tcPr>
+            <w:tcW w:type="dxa" w:w="3168"/>
+            <w:shd w:val="clear" w:color="auto" w:fill="FFFFFF"/>
+          </w:tcPr>
+          <w:p>
+            <w:pPr>
+              <w:jc w:val="left"/>
+            </w:pPr>
+            <w:r>
+              <w:rPr>
+                <w:b w:val="0"/>
+                <w:i w:val="0"/>
+                <w:sz w:val="18"/>
+              </w:rPr>
+              <w:t>_evidence_store</w:t>
+            </w:r>
+          </w:p>
+        </w:tc>
+        <w:tc>
+          <w:tcPr>
+            <w:tcW w:type="dxa" w:w="1872"/>
+            <w:shd w:val="clear" w:color="auto" w:fill="FFFFFF"/>
+          </w:tcPr>
+          <w:p>
+            <w:pPr>
+              <w:jc w:val="left"/>
+            </w:pPr>
+            <w:r>
+              <w:rPr>
+                <w:b w:val="0"/>
+                <w:i w:val="0"/>
+                <w:sz w:val="18"/>
+              </w:rPr>
+              <w:t>evidence_id</w:t>
+            </w:r>
+          </w:p>
+        </w:tc>
+        <w:tc>
+          <w:tcPr>
+            <w:tcW w:type="dxa" w:w="4320"/>
+            <w:shd w:val="clear" w:color="auto" w:fill="FFFFFF"/>
+          </w:tcPr>
+          <w:p>
+            <w:pPr>
+              <w:jc w:val="left"/>
+            </w:pPr>
+            <w:r>
+              <w:rPr>
+                <w:b w:val="0"/>
+                <w:i w:val="0"/>
+                <w:sz w:val="18"/>
+              </w:rPr>
+              <w:t>Evidence document</w:t>
+            </w:r>
+          </w:p>
+        </w:tc>
+      </w:tr>
+      <w:tr>
+        <w:tc>
+          <w:tcPr>
+            <w:tcW w:type="dxa" w:w="3168"/>
+            <w:shd w:val="clear" w:color="auto" w:fill="E6F4F4"/>
+          </w:tcPr>
+          <w:p>
+            <w:pPr>
+              <w:jc w:val="left"/>
+            </w:pPr>
+            <w:r>
+              <w:rPr>
+                <w:b w:val="0"/>
+                <w:i w:val="0"/>
+                <w:sz w:val="18"/>
+              </w:rPr>
+              <w:t>_conformance_store</w:t>
+            </w:r>
+          </w:p>
+        </w:tc>
+        <w:tc>
+          <w:tcPr>
+            <w:tcW w:type="dxa" w:w="1872"/>
+            <w:shd w:val="clear" w:color="auto" w:fill="E6F4F4"/>
+          </w:tcPr>
+          <w:p>
+            <w:pPr>
+              <w:jc w:val="left"/>
+            </w:pPr>
+            <w:r>
+              <w:rPr>
+                <w:b w:val="0"/>
+                <w:i w:val="0"/>
+                <w:sz w:val="18"/>
+              </w:rPr>
+              <w:t>evidence_id</w:t>
+            </w:r>
+          </w:p>
+        </w:tc>
+        <w:tc>
+          <w:tcPr>
+            <w:tcW w:type="dxa" w:w="4320"/>
+            <w:shd w:val="clear" w:color="auto" w:fill="E6F4F4"/>
+          </w:tcPr>
+          <w:p>
+            <w:pPr>
+              <w:jc w:val="left"/>
+            </w:pPr>
+            <w:r>
+              <w:rPr>
+                <w:b w:val="0"/>
+                <w:i w:val="0"/>
+                <w:sz w:val="18"/>
+              </w:rPr>
+              <w:t>Conformance result</w:t>
+            </w:r>
+          </w:p>
+        </w:tc>
+      </w:tr>
+      <w:tr>
+        <w:tc>
+          <w:tcPr>
+            <w:tcW w:type="dxa" w:w="3168"/>
+            <w:shd w:val="clear" w:color="auto" w:fill="FFFFFF"/>
+          </w:tcPr>
+          <w:p>
+            <w:pPr>
+              <w:jc w:val="left"/>
+            </w:pPr>
+            <w:r>
+              <w:rPr>
+                <w:b w:val="0"/>
+                <w:i w:val="0"/>
+                <w:sz w:val="18"/>
+              </w:rPr>
+              <w:t>_conformance_latest</w:t>
+            </w:r>
+          </w:p>
+        </w:tc>
+        <w:tc>
+          <w:tcPr>
+            <w:tcW w:type="dxa" w:w="1872"/>
+            <w:shd w:val="clear" w:color="auto" w:fill="FFFFFF"/>
+          </w:tcPr>
+          <w:p>
+            <w:pPr>
+              <w:jc w:val="left"/>
+            </w:pPr>
+            <w:r>
+              <w:rPr>
+                <w:b w:val="0"/>
+                <w:i w:val="0"/>
+                <w:sz w:val="18"/>
+              </w:rPr>
+              <w:t>graph_id</w:t>
+            </w:r>
+          </w:p>
+        </w:tc>
+        <w:tc>
+          <w:tcPr>
+            <w:tcW w:type="dxa" w:w="4320"/>
+            <w:shd w:val="clear" w:color="auto" w:fill="FFFFFF"/>
+          </w:tcPr>
+          <w:p>
+            <w:pPr>
+              <w:jc w:val="left"/>
+            </w:pPr>
+            <w:r>
+              <w:rPr>
+                <w:b w:val="0"/>
+                <w:i w:val="0"/>
+                <w:sz w:val="18"/>
+              </w:rPr>
               <w:t>Latest evidence_id</w:t>
+            </w:r>
+          </w:p>
+        </w:tc>
+      </w:tr>
+    </w:tbl>
+    <w:p/>
+    <w:p>
+      <w:pPr>
+        <w:spacing w:before="200" w:after="40"/>
+      </w:pPr>
+      <w:r>
+        <w:rPr>
+          <w:b/>
+          <w:i w:val="0"/>
+          <w:color w:val="024F4F"/>
+          <w:sz w:val="20"/>
+        </w:rPr>
+        <w:t>10.1a  SQLite Demo DB (persistent local file)</w:t>
+      </w:r>
+    </w:p>
+    <w:p>
+      <w:pPr>
+        <w:spacing w:after="80"/>
+      </w:pPr>
+      <w:r>
+        <w:rPr>
+          <w:color w:val="1F2D2D"/>
+          <w:sz w:val="19"/>
+        </w:rPr>
+        <w:t>Auto-seeded on server startup at backend/data/demo.db. Holds banking-loan operational data the dashboard, workflows, conformance, and NLQ overlay onto the SOP-extracted graph.</w:t>
+      </w:r>
+    </w:p>
+    <w:tbl>
+      <w:tblPr>
+        <w:tblStyle w:val="TableGrid"/>
+        <w:tblW w:type="auto" w:w="0"/>
+        <w:tblLook w:firstColumn="1" w:firstRow="1" w:lastColumn="0" w:lastRow="0" w:noHBand="0" w:noVBand="1" w:val="04A0"/>
+      </w:tblPr>
+      <w:tblGrid>
+        <w:gridCol w:w="4873"/>
+        <w:gridCol w:w="4873"/>
+      </w:tblGrid>
+      <w:tr>
+        <w:tc>
+          <w:tcPr>
+            <w:tcW w:type="dxa" w:w="2880"/>
+            <w:shd w:val="clear" w:color="auto" w:fill="036868"/>
+          </w:tcPr>
+          <w:p>
+            <w:pPr>
+              <w:jc w:val="left"/>
+            </w:pPr>
+            <w:r>
+              <w:rPr>
+                <w:b/>
+                <w:i w:val="0"/>
+                <w:color w:val="FFFFFF"/>
+                <w:sz w:val="18"/>
+              </w:rPr>
+              <w:t>Table</w:t>
+            </w:r>
+          </w:p>
+        </w:tc>
+        <w:tc>
+          <w:tcPr>
+            <w:tcW w:type="dxa" w:w="6480"/>
+            <w:shd w:val="clear" w:color="auto" w:fill="036868"/>
+          </w:tcPr>
+          <w:p>
+            <w:pPr>
+              <w:jc w:val="left"/>
+            </w:pPr>
+            <w:r>
+              <w:rPr>
+                <w:b/>
+                <w:i w:val="0"/>
+                <w:color w:val="FFFFFF"/>
+                <w:sz w:val="18"/>
+              </w:rPr>
+              <w:t>Purpose</w:t>
+            </w:r>
+          </w:p>
+        </w:tc>
+      </w:tr>
+      <w:tr>
+        <w:tc>
+          <w:tcPr>
+            <w:tcW w:type="dxa" w:w="2880"/>
+            <w:shd w:val="clear" w:color="auto" w:fill="E6F4F4"/>
+          </w:tcPr>
+          <w:p>
+            <w:pPr>
+              <w:jc w:val="left"/>
+            </w:pPr>
+            <w:r>
+              <w:rPr>
+                <w:b w:val="0"/>
+                <w:i w:val="0"/>
+                <w:sz w:val="18"/>
+              </w:rPr>
+              <w:t>process_steps</w:t>
+            </w:r>
+          </w:p>
+        </w:tc>
+        <w:tc>
+          <w:tcPr>
+            <w:tcW w:type="dxa" w:w="6480"/>
+            <w:shd w:val="clear" w:color="auto" w:fill="E6F4F4"/>
+          </w:tcPr>
+          <w:p>
+            <w:pPr>
+              <w:jc w:val="left"/>
+            </w:pPr>
+            <w:r>
+              <w:rPr>
+                <w:b w:val="0"/>
+                <w:i w:val="0"/>
+                <w:sz w:val="18"/>
+              </w:rPr>
+              <w:t>SOP-defined steps with expected_role, expected_system, sla_hours</w:t>
+            </w:r>
+          </w:p>
+        </w:tc>
+      </w:tr>
+      <w:tr>
+        <w:tc>
+          <w:tcPr>
+            <w:tcW w:type="dxa" w:w="2880"/>
+            <w:shd w:val="clear" w:color="auto" w:fill="FFFFFF"/>
+          </w:tcPr>
+          <w:p>
+            <w:pPr>
+              <w:jc w:val="left"/>
+            </w:pPr>
+            <w:r>
+              <w:rPr>
+                <w:b w:val="0"/>
+                <w:i w:val="0"/>
+                <w:sz w:val="18"/>
+              </w:rPr>
+              <w:t>loan_applications</w:t>
+            </w:r>
+          </w:p>
+        </w:tc>
+        <w:tc>
+          <w:tcPr>
+            <w:tcW w:type="dxa" w:w="6480"/>
+            <w:shd w:val="clear" w:color="auto" w:fill="FFFFFF"/>
+          </w:tcPr>
+          <w:p>
+            <w:pPr>
+              <w:jc w:val="left"/>
+            </w:pPr>
+            <w:r>
+              <w:rPr>
+                <w:b w:val="0"/>
+                <w:i w:val="0"/>
+                <w:sz w:val="18"/>
+              </w:rPr>
+              <w:t>13 sample applications with status (disbursed / underwriting / pending / declined) and amount</w:t>
+            </w:r>
+          </w:p>
+        </w:tc>
+      </w:tr>
+      <w:tr>
+        <w:tc>
+          <w:tcPr>
+            <w:tcW w:type="dxa" w:w="2880"/>
+            <w:shd w:val="clear" w:color="auto" w:fill="E6F4F4"/>
+          </w:tcPr>
+          <w:p>
+            <w:pPr>
+              <w:jc w:val="left"/>
+            </w:pPr>
+            <w:r>
+              <w:rPr>
+                <w:b w:val="0"/>
+                <w:i w:val="0"/>
+                <w:sz w:val="18"/>
+              </w:rPr>
+              <w:t>step_executions</w:t>
+            </w:r>
+          </w:p>
+        </w:tc>
+        <w:tc>
+          <w:tcPr>
+            <w:tcW w:type="dxa" w:w="6480"/>
+            <w:shd w:val="clear" w:color="auto" w:fill="E6F4F4"/>
+          </w:tcPr>
+          <w:p>
+            <w:pPr>
+              <w:jc w:val="left"/>
+            </w:pPr>
+            <w:r>
+              <w:rPr>
+                <w:b w:val="0"/>
+                <w:i w:val="0"/>
+                <w:sz w:val="18"/>
+              </w:rPr>
+              <w:t>~71 actual step executions with started_at, completed_at, actual_role, actual_system, status (completed / breached / skipped / in_progress)</w:t>
             </w:r>
           </w:p>
         </w:tc>

--- a/BRD_Discovery_Engine.docx
+++ b/BRD_Discovery_Engine.docx
@@ -754,7 +754,7 @@
           <w:color w:val="1F2D2D"/>
           <w:sz w:val="19"/>
         </w:rPr>
-        <w:t>Surface workflow AS-IS and TO-BE suggestions from extracted graph data.</w:t>
+        <w:t>Mine the live operational data set against the extracted SOP via a Celonis-style Process Mining surface — fitness, bottleneck, deviation patterns, top deviating cases — with no LLM dependency on the headline view.</w:t>
       </w:r>
     </w:p>
     <w:p>
@@ -777,7 +777,7 @@
           <w:color w:val="1F2D2D"/>
           <w:sz w:val="19"/>
         </w:rPr>
-        <w:t>Automatically generate a BRD §4-compliant domain object model (Pydantic + JSON Schema).</w:t>
+        <w:t>Generate AI optimisation suggestions (re-routing, SLA targets, role assignments) grounded in the Process Mining snapshot.</w:t>
       </w:r>
     </w:p>
     <w:p>
@@ -800,7 +800,7 @@
           <w:color w:val="1F2D2D"/>
           <w:sz w:val="19"/>
         </w:rPr>
-        <w:t>Calculate gap analysis and provide actionable remediation blueprints.</w:t>
+        <w:t>Automatically generate a BRD §4-compliant domain object model (Pydantic + JSON Schema + Entity Diagram).</w:t>
       </w:r>
     </w:p>
     <w:p>
@@ -823,7 +823,7 @@
           <w:color w:val="1F2D2D"/>
           <w:sz w:val="19"/>
         </w:rPr>
-        <w:t>Score conformance between evidence documents and the source process graph.</w:t>
+        <w:t>Calculate gap analysis and provide actionable remediation blueprints.</w:t>
       </w:r>
     </w:p>
     <w:p>
@@ -846,7 +846,53 @@
           <w:color w:val="1F2D2D"/>
           <w:sz w:val="19"/>
         </w:rPr>
+        <w:t>Score Audit Check (was Conformance) between an audit document and the source process graph; disambiguated from Process Mining → Execution Conformance.</w:t>
+      </w:r>
+    </w:p>
+    <w:p>
+      <w:pPr>
+        <w:spacing w:after="60"/>
+      </w:pPr>
+      <w:r>
+        <w:rPr>
+          <w:b/>
+          <w:i w:val="0"/>
+          <w:color w:val="036868"/>
+          <w:sz w:val="19"/>
+        </w:rPr>
+        <w:t xml:space="preserve">7.  </w:t>
+      </w:r>
+      <w:r>
+        <w:rPr>
+          <w:b w:val="0"/>
+          <w:i w:val="0"/>
+          <w:color w:val="1F2D2D"/>
+          <w:sz w:val="19"/>
+        </w:rPr>
         <w:t>Provide natural language querying over the knowledge graph.</w:t>
+      </w:r>
+    </w:p>
+    <w:p>
+      <w:pPr>
+        <w:spacing w:after="60"/>
+      </w:pPr>
+      <w:r>
+        <w:rPr>
+          <w:b/>
+          <w:i w:val="0"/>
+          <w:color w:val="036868"/>
+          <w:sz w:val="19"/>
+        </w:rPr>
+        <w:t xml:space="preserve">8.  </w:t>
+      </w:r>
+      <w:r>
+        <w:rPr>
+          <w:b w:val="0"/>
+          <w:i w:val="0"/>
+          <w:color w:val="1F2D2D"/>
+          <w:sz w:val="19"/>
+        </w:rPr>
+        <w:t>Produce a print-ready Executive Report consolidating every feature run, with Metafore brand typography and page breaks.</w:t>
       </w:r>
     </w:p>
     <w:p>
@@ -1002,7 +1048,7 @@
                 <w:i w:val="0"/>
                 <w:sz w:val="18"/>
               </w:rPr>
-              <w:t>Gap analysis, conformance, object model output</w:t>
+              <w:t>Gap analysis, audit check, object model output</w:t>
             </w:r>
           </w:p>
         </w:tc>
@@ -1082,7 +1128,7 @@
                 <w:i w:val="0"/>
                 <w:sz w:val="18"/>
               </w:rPr>
-              <w:t>Workflow suggestions and pulse recommendations</w:t>
+              <w:t>Process Mining bottleneck / deviations and AI Optimisation suggestions</w:t>
             </w:r>
           </w:p>
         </w:tc>
@@ -1103,7 +1149,7 @@
                 <w:i w:val="0"/>
                 <w:sz w:val="18"/>
               </w:rPr>
-              <w:t>IT / Infrastructure</w:t>
+              <w:t>Compliance / Audit</w:t>
             </w:r>
           </w:p>
         </w:tc>
@@ -1111,6 +1157,46 @@
           <w:tcPr>
             <w:tcW w:type="dxa" w:w="5760"/>
             <w:shd w:val="clear" w:color="auto" w:fill="E6F4F4"/>
+          </w:tcPr>
+          <w:p>
+            <w:pPr>
+              <w:jc w:val="left"/>
+            </w:pPr>
+            <w:r>
+              <w:rPr>
+                <w:b w:val="0"/>
+                <w:i w:val="0"/>
+                <w:sz w:val="18"/>
+              </w:rPr>
+              <w:t>Audit Check (doc-vs-doc) and Execution Conformance (data-vs-doc)</w:t>
+            </w:r>
+          </w:p>
+        </w:tc>
+      </w:tr>
+      <w:tr>
+        <w:tc>
+          <w:tcPr>
+            <w:tcW w:type="dxa" w:w="3600"/>
+            <w:shd w:val="clear" w:color="auto" w:fill="FFFFFF"/>
+          </w:tcPr>
+          <w:p>
+            <w:pPr>
+              <w:jc w:val="left"/>
+            </w:pPr>
+            <w:r>
+              <w:rPr>
+                <w:b w:val="0"/>
+                <w:i w:val="0"/>
+                <w:sz w:val="18"/>
+              </w:rPr>
+              <w:t>IT / Infrastructure</w:t>
+            </w:r>
+          </w:p>
+        </w:tc>
+        <w:tc>
+          <w:tcPr>
+            <w:tcW w:type="dxa" w:w="5760"/>
+            <w:shd w:val="clear" w:color="auto" w:fill="FFFFFF"/>
           </w:tcPr>
           <w:p>
             <w:pPr>
@@ -1222,7 +1308,7 @@
           <w:color w:val="1F2D2D"/>
           <w:sz w:val="18"/>
         </w:rPr>
-        <w:t>Workflow generation (AS-IS and TO-BE)</w:t>
+        <w:t>Process Mining (Workflows tab) — Process Map, Variants, Execution Conformance, Filter Cases, AI Optimise (Haiku)</w:t>
       </w:r>
     </w:p>
     <w:p>
@@ -1250,7 +1336,7 @@
           <w:color w:val="1F2D2D"/>
           <w:sz w:val="18"/>
         </w:rPr>
-        <w:t>Pulse health recommendations</w:t>
+        <w:t>Pulse drawer with severity filter, Source line, Dismiss action, AI Strategic Insights</w:t>
       </w:r>
     </w:p>
     <w:p>
@@ -1264,7 +1350,7 @@
           <w:color w:val="1F2D2D"/>
           <w:sz w:val="18"/>
         </w:rPr>
-        <w:t>Conformance checking with evidence document</w:t>
+        <w:t>Audit Check (renamed from standalone Conformance) — document-only, doc-vs-doc via Sonnet</w:t>
       </w:r>
     </w:p>
     <w:p>
@@ -1278,7 +1364,7 @@
           <w:color w:val="1F2D2D"/>
           <w:sz w:val="18"/>
         </w:rPr>
-        <w:t>Object model generation: Pydantic v2, JSON Schema, ERD</w:t>
+        <w:t>Object model generation: Entity Diagram (default tab) + Pydantic v2 + JSON Schema, with cache-busting Regenerate</w:t>
       </w:r>
     </w:p>
     <w:p>
@@ -1292,7 +1378,7 @@
           <w:color w:val="1F2D2D"/>
           <w:sz w:val="18"/>
         </w:rPr>
-        <w:t>Natural language querying over the graph</w:t>
+        <w:t>Natural language querying over the graph (grounded in graph + live operational data)</w:t>
       </w:r>
     </w:p>
     <w:p>
@@ -1306,7 +1392,35 @@
           <w:color w:val="1F2D2D"/>
           <w:sz w:val="18"/>
         </w:rPr>
-        <w:t>Single-user, local deployment on Windows</w:t>
+        <w:t>Dashboard — full-screen, hotspots and deviating cases sourced from Process Mining</w:t>
+      </w:r>
+    </w:p>
+    <w:p>
+      <w:pPr>
+        <w:pStyle w:val="ListBullet"/>
+        <w:spacing w:after="40"/>
+        <w:ind w:left="432"/>
+      </w:pPr>
+      <w:r>
+        <w:rPr>
+          <w:color w:val="1F2D2D"/>
+          <w:sz w:val="18"/>
+        </w:rPr>
+        <w:t>Executive Report — print-ready HTML with Metafore brand typography, page breaks per section</w:t>
+      </w:r>
+    </w:p>
+    <w:p>
+      <w:pPr>
+        <w:pStyle w:val="ListBullet"/>
+        <w:spacing w:after="40"/>
+        <w:ind w:left="432"/>
+      </w:pPr>
+      <w:r>
+        <w:rPr>
+          <w:color w:val="1F2D2D"/>
+          <w:sz w:val="18"/>
+        </w:rPr>
+        <w:t>Single-user, local deployment on Windows / Mac</w:t>
       </w:r>
     </w:p>
     <w:p/>
@@ -1754,7 +1868,7 @@
           <w:color w:val="024F4F"/>
           <w:sz w:val="20"/>
         </w:rPr>
-        <w:t>6.2  Workflow Generation (consolidated bundle)</w:t>
+        <w:t>6.2  Process Mining (Workflows tab)</w:t>
       </w:r>
     </w:p>
     <w:tbl>
@@ -1844,7 +1958,7 @@
                 <w:i w:val="0"/>
                 <w:sz w:val="18"/>
               </w:rPr>
-              <w:t>System shall generate 3–5 AS-IS / TO-BE workflows from the knowledge graph in a single Sonnet call</w:t>
+              <w:t>System shall provide a Celonis-style Process Mining surface as the primary content of the Workflows tab; legacy AS-IS / TO-BE narrative cards have been retired</w:t>
             </w:r>
           </w:p>
         </w:tc>
@@ -1884,7 +1998,7 @@
                 <w:i w:val="0"/>
                 <w:sz w:val="18"/>
               </w:rPr>
-              <w:t>Each workflow shall include ordered steps with responsible roles, linked systems, and per-step SLA status</w:t>
+              <w:t>System shall expose GET /api/process-mining/{graph_id} returning KPIs, activities, transition edges, variants, conformance, and AI recommendations — pure SQL aggregation over process_steps + loan_applications + step_executions; no LLM calls</w:t>
             </w:r>
           </w:p>
         </w:tc>
@@ -1924,7 +2038,7 @@
                 <w:i w:val="0"/>
                 <w:sz w:val="18"/>
               </w:rPr>
-              <w:t>Each workflow shall include a ROI estimate (annual USD value, headline basis, 4–7 banking-industry assumptions, methodology note)</w:t>
+              <w:t>Process Mining shall surface a KPI strip with Cases / Median TAT / Conformance % / SLA Breaches % / Role Mismatches % / Avg Loan, each tile carrying a drilldown subtitle (e.g. '8 disbursed · 3 active · 2 declined')</w:t>
             </w:r>
           </w:p>
         </w:tc>
@@ -1964,7 +2078,7 @@
                 <w:i w:val="0"/>
                 <w:sz w:val="18"/>
               </w:rPr>
-              <w:t>Each AS-IS step shall be scored 0–10 for automation potential, with level (High/Medium/Low), reason, and suggested approach</w:t>
+              <w:t>Process Map shall render activities as absolutely-positioned SVG nodes; transition edges shall encode case count via stroke-width, with red for SLA-breach edges, amber dashed for rework loops</w:t>
             </w:r>
           </w:p>
         </w:tc>
@@ -2004,7 +2118,7 @@
                 <w:i w:val="0"/>
                 <w:sz w:val="18"/>
               </w:rPr>
-              <w:t>Each workflow shall include 2–4 process variants (standard happy path + exception/escalation paths) with frequency_pct summing to 100, divergence point/reason, avg TAT, and SLA status</w:t>
+              <w:t>System shall identify a single bottleneck activity by composite score (breach_count, role_mismatch_count, dwell/SLA ratio) and surface it via a BOTTLENECK pill plus the Bottleneck KPI tile on the Dashboard</w:t>
             </w:r>
           </w:p>
         </w:tc>
@@ -2044,7 +2158,7 @@
                 <w:i w:val="0"/>
                 <w:sz w:val="18"/>
               </w:rPr>
-              <w:t>Each variant shall list graph node_ids it touches; clicking a variant card shall highlight those nodes in the graph</w:t>
+              <w:t>Variants tab shall list unique step sequences with frequency %, conformant/total counts, median TAT, swimlane detail and comparison vs Variant #1; clicking a variant updates the detail panel</w:t>
             </w:r>
           </w:p>
         </w:tc>
@@ -2084,7 +2198,7 @@
                 <w:i w:val="0"/>
                 <w:sz w:val="18"/>
               </w:rPr>
-              <w:t>Variants whose divergence_point matches a SQLite step shall be tagged data_source='live' with the actual breach rate; otherwise data_source='estimated'</w:t>
+              <w:t>Execution Conformance tab shall show a fitness score, deviation patterns ranked by severity × case count, and a top-deviating-cases table (case ID / applicant / deviation / TAT / severity)</w:t>
             </w:r>
           </w:p>
         </w:tc>
@@ -2124,7 +2238,7 @@
                 <w:i w:val="0"/>
                 <w:sz w:val="18"/>
               </w:rPr>
-              <w:t>Hovering or clicking a workflow step or step chip shall highlight the corresponding node in the graph</w:t>
+              <w:t>Filter Cases popover shall accept categorical filters (loan type, status); applying re-fetches the endpoint with ?loan_types=…&amp;statuses=… query params and recomputes all downstream KPIs / variants / conformance coherently</w:t>
             </w:r>
           </w:p>
         </w:tc>
@@ -2164,7 +2278,7 @@
                 <w:i w:val="0"/>
                 <w:sz w:val="18"/>
               </w:rPr>
-              <w:t>Workflows shall be cached per graph_id (in-session) and per document hash (cross-session); no Claude call on repeated navigation</w:t>
+              <w:t>Negative transition times computed from overlapping seed dates shall be clamped to ≥0; skipped-step detection shall use set-membership, not sequence position; out-of-sequence execution shall be its own deviation pattern</w:t>
             </w:r>
           </w:p>
         </w:tc>
@@ -2204,7 +2318,195 @@
                 <w:i w:val="0"/>
                 <w:sz w:val="18"/>
               </w:rPr>
-              <w:t>When the SQLite demo DB is seeded, each AS-IS step that name-matches a known process step shall display an 'Actual vs SOP' block with avg duration, breach rate, and role mismatches</w:t>
+              <w:t>Process Mining endpoint shall be uncached (recomputes on each fetch since it is fast SQL); the Optimise endpoint shall cache its Haiku result per graph_id</w:t>
+            </w:r>
+          </w:p>
+        </w:tc>
+      </w:tr>
+    </w:tbl>
+    <w:p/>
+    <w:p>
+      <w:pPr>
+        <w:spacing w:before="200" w:after="40"/>
+      </w:pPr>
+      <w:r>
+        <w:rPr>
+          <w:b/>
+          <w:i w:val="0"/>
+          <w:color w:val="024F4F"/>
+          <w:sz w:val="20"/>
+        </w:rPr>
+        <w:t>6.2.1  AI Process Optimisation (Haiku)</w:t>
+      </w:r>
+    </w:p>
+    <w:tbl>
+      <w:tblPr>
+        <w:tblStyle w:val="TableGrid"/>
+        <w:tblW w:type="auto" w:w="0"/>
+        <w:tblLook w:firstColumn="1" w:firstRow="1" w:lastColumn="0" w:lastRow="0" w:noHBand="0" w:noVBand="1" w:val="04A0"/>
+      </w:tblPr>
+      <w:tblGrid>
+        <w:gridCol w:w="4873"/>
+        <w:gridCol w:w="4873"/>
+      </w:tblGrid>
+      <w:tr>
+        <w:tc>
+          <w:tcPr>
+            <w:tcW w:type="dxa" w:w="1008"/>
+            <w:shd w:val="clear" w:color="auto" w:fill="036868"/>
+          </w:tcPr>
+          <w:p>
+            <w:pPr>
+              <w:jc w:val="left"/>
+            </w:pPr>
+            <w:r>
+              <w:rPr>
+                <w:b/>
+                <w:i w:val="0"/>
+                <w:color w:val="FFFFFF"/>
+                <w:sz w:val="18"/>
+              </w:rPr>
+              <w:t>ID</w:t>
+            </w:r>
+          </w:p>
+        </w:tc>
+        <w:tc>
+          <w:tcPr>
+            <w:tcW w:type="dxa" w:w="8352"/>
+            <w:shd w:val="clear" w:color="auto" w:fill="036868"/>
+          </w:tcPr>
+          <w:p>
+            <w:pPr>
+              <w:jc w:val="left"/>
+            </w:pPr>
+            <w:r>
+              <w:rPr>
+                <w:b/>
+                <w:i w:val="0"/>
+                <w:color w:val="FFFFFF"/>
+                <w:sz w:val="18"/>
+              </w:rPr>
+              <w:t>Requirement</w:t>
+            </w:r>
+          </w:p>
+        </w:tc>
+      </w:tr>
+      <w:tr>
+        <w:tc>
+          <w:tcPr>
+            <w:tcW w:type="dxa" w:w="1008"/>
+            <w:shd w:val="clear" w:color="auto" w:fill="E6F4F4"/>
+          </w:tcPr>
+          <w:p>
+            <w:pPr>
+              <w:jc w:val="left"/>
+            </w:pPr>
+            <w:r>
+              <w:rPr>
+                <w:b w:val="0"/>
+                <w:i w:val="0"/>
+                <w:sz w:val="18"/>
+              </w:rPr>
+              <w:t>FR-16a</w:t>
+            </w:r>
+          </w:p>
+        </w:tc>
+        <w:tc>
+          <w:tcPr>
+            <w:tcW w:type="dxa" w:w="8352"/>
+            <w:shd w:val="clear" w:color="auto" w:fill="E6F4F4"/>
+          </w:tcPr>
+          <w:p>
+            <w:pPr>
+              <w:jc w:val="left"/>
+            </w:pPr>
+            <w:r>
+              <w:rPr>
+                <w:b w:val="0"/>
+                <w:i w:val="0"/>
+                <w:sz w:val="18"/>
+              </w:rPr>
+              <w:t>System shall expose POST /api/process-mining/{graph_id}/optimise that runs a Haiku call against the current PM snapshot and returns 3–5 specific re-routing / SLA / role-assignment suggestions</w:t>
+            </w:r>
+          </w:p>
+        </w:tc>
+      </w:tr>
+      <w:tr>
+        <w:tc>
+          <w:tcPr>
+            <w:tcW w:type="dxa" w:w="1008"/>
+            <w:shd w:val="clear" w:color="auto" w:fill="FFFFFF"/>
+          </w:tcPr>
+          <w:p>
+            <w:pPr>
+              <w:jc w:val="left"/>
+            </w:pPr>
+            <w:r>
+              <w:rPr>
+                <w:b w:val="0"/>
+                <w:i w:val="0"/>
+                <w:sz w:val="18"/>
+              </w:rPr>
+              <w:t>FR-16b</w:t>
+            </w:r>
+          </w:p>
+        </w:tc>
+        <w:tc>
+          <w:tcPr>
+            <w:tcW w:type="dxa" w:w="8352"/>
+            <w:shd w:val="clear" w:color="auto" w:fill="FFFFFF"/>
+          </w:tcPr>
+          <w:p>
+            <w:pPr>
+              <w:jc w:val="left"/>
+            </w:pPr>
+            <w:r>
+              <w:rPr>
+                <w:b w:val="0"/>
+                <w:i w:val="0"/>
+                <w:sz w:val="18"/>
+              </w:rPr>
+              <w:t>Each suggestion shall include: title, rationale, expected_impact (qualitative or quantitative), effort (low/medium/high), and target_step (or empty for cross-cutting)</w:t>
+            </w:r>
+          </w:p>
+        </w:tc>
+      </w:tr>
+      <w:tr>
+        <w:tc>
+          <w:tcPr>
+            <w:tcW w:type="dxa" w:w="1008"/>
+            <w:shd w:val="clear" w:color="auto" w:fill="E6F4F4"/>
+          </w:tcPr>
+          <w:p>
+            <w:pPr>
+              <w:jc w:val="left"/>
+            </w:pPr>
+            <w:r>
+              <w:rPr>
+                <w:b w:val="0"/>
+                <w:i w:val="0"/>
+                <w:sz w:val="18"/>
+              </w:rPr>
+              <w:t>FR-16c</w:t>
+            </w:r>
+          </w:p>
+        </w:tc>
+        <w:tc>
+          <w:tcPr>
+            <w:tcW w:type="dxa" w:w="8352"/>
+            <w:shd w:val="clear" w:color="auto" w:fill="E6F4F4"/>
+          </w:tcPr>
+          <w:p>
+            <w:pPr>
+              <w:jc w:val="left"/>
+            </w:pPr>
+            <w:r>
+              <w:rPr>
+                <w:b w:val="0"/>
+                <w:i w:val="0"/>
+                <w:sz w:val="18"/>
+              </w:rPr>
+              <w:t>Optimise modal shall surface the suggestions with effort badges (low=green, medium=amber, high=red) and target-step references; the result shall be cached per graph_id so re-clicks are instant</w:t>
             </w:r>
           </w:p>
         </w:tc>
@@ -2620,7 +2922,7 @@
                 <w:i w:val="0"/>
                 <w:sz w:val="18"/>
               </w:rPr>
-              <w:t>System shall generate AI recommendations (up to 5) using Claude Haiku</w:t>
+              <w:t>System shall generate AI Strategic Insights (up to 5) using Claude Haiku, accessible via a button at the bottom of the Pulse drawer</w:t>
             </w:r>
           </w:p>
         </w:tc>
@@ -2660,7 +2962,127 @@
                 <w:i w:val="0"/>
                 <w:sz w:val="18"/>
               </w:rPr>
-              <w:t>Pulse panel shall be accessible via a slide-in drawer from the sidebar</w:t>
+              <w:t>Pulse drawer shall slide in from a bell icon at the bottom of the sidebar</w:t>
+            </w:r>
+          </w:p>
+        </w:tc>
+      </w:tr>
+      <w:tr>
+        <w:tc>
+          <w:tcPr>
+            <w:tcW w:type="dxa" w:w="1008"/>
+            <w:shd w:val="clear" w:color="auto" w:fill="FFFFFF"/>
+          </w:tcPr>
+          <w:p>
+            <w:pPr>
+              <w:jc w:val="left"/>
+            </w:pPr>
+            <w:r>
+              <w:rPr>
+                <w:b w:val="0"/>
+                <w:i w:val="0"/>
+                <w:sz w:val="18"/>
+              </w:rPr>
+              <w:t>FR-24a</w:t>
+            </w:r>
+          </w:p>
+        </w:tc>
+        <w:tc>
+          <w:tcPr>
+            <w:tcW w:type="dxa" w:w="8352"/>
+            <w:shd w:val="clear" w:color="auto" w:fill="FFFFFF"/>
+          </w:tcPr>
+          <w:p>
+            <w:pPr>
+              <w:jc w:val="left"/>
+            </w:pPr>
+            <w:r>
+              <w:rPr>
+                <w:b w:val="0"/>
+                <w:i w:val="0"/>
+                <w:sz w:val="18"/>
+              </w:rPr>
+              <w:t>Pulse drawer shall surface a filter tab strip at the top (All + Critical / Warning / Info — only severities present in the items, with per-tab item counts)</w:t>
+            </w:r>
+          </w:p>
+        </w:tc>
+      </w:tr>
+      <w:tr>
+        <w:tc>
+          <w:tcPr>
+            <w:tcW w:type="dxa" w:w="1008"/>
+            <w:shd w:val="clear" w:color="auto" w:fill="E6F4F4"/>
+          </w:tcPr>
+          <w:p>
+            <w:pPr>
+              <w:jc w:val="left"/>
+            </w:pPr>
+            <w:r>
+              <w:rPr>
+                <w:b w:val="0"/>
+                <w:i w:val="0"/>
+                <w:sz w:val="18"/>
+              </w:rPr>
+              <w:t>FR-24b</w:t>
+            </w:r>
+          </w:p>
+        </w:tc>
+        <w:tc>
+          <w:tcPr>
+            <w:tcW w:type="dxa" w:w="8352"/>
+            <w:shd w:val="clear" w:color="auto" w:fill="E6F4F4"/>
+          </w:tcPr>
+          <w:p>
+            <w:pPr>
+              <w:jc w:val="left"/>
+            </w:pPr>
+            <w:r>
+              <w:rPr>
+                <w:b w:val="0"/>
+                <w:i w:val="0"/>
+                <w:sz w:val="18"/>
+              </w:rPr>
+              <w:t>Each Pulse card shall display a severity pill (CRITICAL / WARNING / INFO), a 'just now' timestamp, the title, a derived Source line (sourced from item.category — e.g. 'Pulse · Urgent'), and an action row with 'View in Graph' (filled brand pill) + 'Dismiss' (ghost pill)</w:t>
+            </w:r>
+          </w:p>
+        </w:tc>
+      </w:tr>
+      <w:tr>
+        <w:tc>
+          <w:tcPr>
+            <w:tcW w:type="dxa" w:w="1008"/>
+            <w:shd w:val="clear" w:color="auto" w:fill="FFFFFF"/>
+          </w:tcPr>
+          <w:p>
+            <w:pPr>
+              <w:jc w:val="left"/>
+            </w:pPr>
+            <w:r>
+              <w:rPr>
+                <w:b w:val="0"/>
+                <w:i w:val="0"/>
+                <w:sz w:val="18"/>
+              </w:rPr>
+              <w:t>FR-24c</w:t>
+            </w:r>
+          </w:p>
+        </w:tc>
+        <w:tc>
+          <w:tcPr>
+            <w:tcW w:type="dxa" w:w="8352"/>
+            <w:shd w:val="clear" w:color="auto" w:fill="FFFFFF"/>
+          </w:tcPr>
+          <w:p>
+            <w:pPr>
+              <w:jc w:val="left"/>
+            </w:pPr>
+            <w:r>
+              <w:rPr>
+                <w:b w:val="0"/>
+                <w:i w:val="0"/>
+                <w:sz w:val="18"/>
+              </w:rPr>
+              <w:t>Dismiss shall be local-state only — items remain hidden until the next /api/pulse/calculate fetch; no backend persistence</w:t>
             </w:r>
           </w:p>
         </w:tc>
@@ -2678,7 +3100,7 @@
           <w:color w:val="024F4F"/>
           <w:sz w:val="20"/>
         </w:rPr>
-        <w:t>6.5  Conformance Checking</w:t>
+        <w:t>6.5  Audit Check (was Conformance Checking — renamed)</w:t>
       </w:r>
     </w:p>
     <w:tbl>
@@ -2768,7 +3190,7 @@
                 <w:i w:val="0"/>
                 <w:sz w:val="18"/>
               </w:rPr>
-              <w:t>User shall upload a secondary evidence document (audit report, review log)</w:t>
+              <w:t>Standalone Conformance view shall be renamed Audit Check throughout the UI (sidebar nav, page title, score header, button labels, header chip) to disambiguate from Process Mining → Execution Conformance</w:t>
             </w:r>
           </w:p>
         </w:tc>
@@ -2808,7 +3230,7 @@
                 <w:i w:val="0"/>
                 <w:sz w:val="18"/>
               </w:rPr>
-              <w:t>System shall score each eligible node as: Confirmed / Deviated / Not Found</w:t>
+              <w:t>User shall upload an audit document (audit report, review log) — Audit Check is document-only; the live-operational-data ingestion path has been retired since that question is answered by Execution Conformance under Process Mining</w:t>
             </w:r>
           </w:p>
         </w:tc>
@@ -2848,7 +3270,7 @@
                 <w:i w:val="0"/>
                 <w:sz w:val="18"/>
               </w:rPr>
-              <w:t>System shall display a conformance percentage and evidence quotes</w:t>
+              <w:t>System shall score each eligible node as: Confirmed / Deviated / Not Found via a Sonnet call comparing the audit doc against the SOP graph</w:t>
             </w:r>
           </w:p>
         </w:tc>
@@ -2888,7 +3310,7 @@
                 <w:i w:val="0"/>
                 <w:sz w:val="18"/>
               </w:rPr>
-              <w:t>Overlay modes shall allow filtering to confirmed, deviated, or all nodes</w:t>
+              <w:t>System shall display an Audit Match Rate percentage with evidence quotes per finding</w:t>
             </w:r>
           </w:p>
         </w:tc>
@@ -2928,7 +3350,7 @@
                 <w:i w:val="0"/>
                 <w:sz w:val="18"/>
               </w:rPr>
-              <w:t>Event and Objective nodes shall be excluded from conformance assessment</w:t>
+              <w:t>Overlay modes shall allow filtering the always-visible knowledge graph to confirmed, deviated, or all nodes</w:t>
             </w:r>
           </w:p>
         </w:tc>
@@ -2968,7 +3390,47 @@
                 <w:i w:val="0"/>
                 <w:sz w:val="18"/>
               </w:rPr>
-              <w:t>User shall be able to run conformance against live operational data instead of an uploaded file; the system shall synthesise an evidence document from the SQLite demo DB and run analysis through the same pipeline</w:t>
+              <w:t>Event and Objective nodes shall be excluded from audit assessment</w:t>
+            </w:r>
+          </w:p>
+        </w:tc>
+      </w:tr>
+      <w:tr>
+        <w:tc>
+          <w:tcPr>
+            <w:tcW w:type="dxa" w:w="1008"/>
+            <w:shd w:val="clear" w:color="auto" w:fill="E6F4F4"/>
+          </w:tcPr>
+          <w:p>
+            <w:pPr>
+              <w:jc w:val="left"/>
+            </w:pPr>
+            <w:r>
+              <w:rPr>
+                <w:b w:val="0"/>
+                <w:i w:val="0"/>
+                <w:sz w:val="18"/>
+              </w:rPr>
+              <w:t>FR-30a</w:t>
+            </w:r>
+          </w:p>
+        </w:tc>
+        <w:tc>
+          <w:tcPr>
+            <w:tcW w:type="dxa" w:w="8352"/>
+            <w:shd w:val="clear" w:color="auto" w:fill="E6F4F4"/>
+          </w:tcPr>
+          <w:p>
+            <w:pPr>
+              <w:jc w:val="left"/>
+            </w:pPr>
+            <w:r>
+              <w:rPr>
+                <w:b w:val="0"/>
+                <w:i w:val="0"/>
+                <w:sz w:val="18"/>
+              </w:rPr>
+              <w:t>Audit Check shall NOT be cached on disk; same SOP+audit pair re-runs on every analyse call (so the AI moment is visibly real, not pre-cooked)</w:t>
             </w:r>
           </w:p>
         </w:tc>
@@ -3116,7 +3578,7 @@
                 <w:i w:val="0"/>
                 <w:sz w:val="18"/>
               </w:rPr>
-              <w:t>Output shall include: Pydantic v2 Python code, JSON Schema, and an ERD</w:t>
+              <w:t>Output shall include: Pydantic v2 Python code, JSON Schema, and an Entity Diagram (ERD)</w:t>
             </w:r>
           </w:p>
         </w:tc>
@@ -3156,7 +3618,7 @@
                 <w:i w:val="0"/>
                 <w:sz w:val="18"/>
               </w:rPr>
-              <w:t>Object model shall be cached per graph_id and not regenerated on repeated navigation</w:t>
+              <w:t>Object Model tab shall default to the Entity Diagram view (was Pydantic); tab order shall be Entity Diagram → Pydantic → JSON Schema</w:t>
             </w:r>
           </w:p>
         </w:tc>
@@ -3177,7 +3639,7 @@
                 <w:i w:val="0"/>
                 <w:sz w:val="18"/>
               </w:rPr>
-              <w:t>FR-34</w:t>
+              <w:t>FR-33a</w:t>
             </w:r>
           </w:p>
         </w:tc>
@@ -3196,7 +3658,7 @@
                 <w:i w:val="0"/>
                 <w:sz w:val="18"/>
               </w:rPr>
-              <w:t>System shall show a loading spinner while the model is being generated</w:t>
+              <w:t>Topbar shall expose three action buttons — Pydantic and JSON Schema (jump-to-tab) and Regenerate (primary, brand-teal) — plus a meta line 'N ENTITIES · BRD §4'</w:t>
             </w:r>
           </w:p>
         </w:tc>
@@ -3217,7 +3679,167 @@
                 <w:i w:val="0"/>
                 <w:sz w:val="18"/>
               </w:rPr>
+              <w:t>FR-33b</w:t>
+            </w:r>
+          </w:p>
+        </w:tc>
+        <w:tc>
+          <w:tcPr>
+            <w:tcW w:type="dxa" w:w="8352"/>
+            <w:shd w:val="clear" w:color="auto" w:fill="E6F4F4"/>
+          </w:tcPr>
+          <w:p>
+            <w:pPr>
+              <w:jc w:val="left"/>
+            </w:pPr>
+            <w:r>
+              <w:rPr>
+                <w:b w:val="0"/>
+                <w:i w:val="0"/>
+                <w:sz w:val="18"/>
+              </w:rPr>
+              <w:t>Regenerate shall call POST /api/generate-object-model?force=true which busts both the in-memory store and the disk cache and re-runs the Sonnet call</w:t>
+            </w:r>
+          </w:p>
+        </w:tc>
+      </w:tr>
+      <w:tr>
+        <w:tc>
+          <w:tcPr>
+            <w:tcW w:type="dxa" w:w="1008"/>
+            <w:shd w:val="clear" w:color="auto" w:fill="FFFFFF"/>
+          </w:tcPr>
+          <w:p>
+            <w:pPr>
+              <w:jc w:val="left"/>
+            </w:pPr>
+            <w:r>
+              <w:rPr>
+                <w:b w:val="0"/>
+                <w:i w:val="0"/>
+                <w:sz w:val="18"/>
+              </w:rPr>
+              <w:t>FR-34</w:t>
+            </w:r>
+          </w:p>
+        </w:tc>
+        <w:tc>
+          <w:tcPr>
+            <w:tcW w:type="dxa" w:w="8352"/>
+            <w:shd w:val="clear" w:color="auto" w:fill="FFFFFF"/>
+          </w:tcPr>
+          <w:p>
+            <w:pPr>
+              <w:jc w:val="left"/>
+            </w:pPr>
+            <w:r>
+              <w:rPr>
+                <w:b w:val="0"/>
+                <w:i w:val="0"/>
+                <w:sz w:val="18"/>
+              </w:rPr>
+              <w:t>ERD shall lay out entity cards by foreign-key depth (column = number of inbound FK refs); cards shall be 240px-wide, absolutely positioned, with a flat brand-teal header containing a cube icon and a lowercase mono entity name</w:t>
+            </w:r>
+          </w:p>
+        </w:tc>
+      </w:tr>
+      <w:tr>
+        <w:tc>
+          <w:tcPr>
+            <w:tcW w:type="dxa" w:w="1008"/>
+            <w:shd w:val="clear" w:color="auto" w:fill="E6F4F4"/>
+          </w:tcPr>
+          <w:p>
+            <w:pPr>
+              <w:jc w:val="left"/>
+            </w:pPr>
+            <w:r>
+              <w:rPr>
+                <w:b w:val="0"/>
+                <w:i w:val="0"/>
+                <w:sz w:val="18"/>
+              </w:rPr>
+              <w:t>FR-34a</w:t>
+            </w:r>
+          </w:p>
+        </w:tc>
+        <w:tc>
+          <w:tcPr>
+            <w:tcW w:type="dxa" w:w="8352"/>
+            <w:shd w:val="clear" w:color="auto" w:fill="E6F4F4"/>
+          </w:tcPr>
+          <w:p>
+            <w:pPr>
+              <w:jc w:val="left"/>
+            </w:pPr>
+            <w:r>
+              <w:rPr>
+                <w:b w:val="0"/>
+                <w:i w:val="0"/>
+                <w:sz w:val="18"/>
+              </w:rPr>
+              <w:t>Each ERD field row shall show a PK / FK / AUDIT pill (or none) followed by the field name and type in mono; arrows between cards shall be solid brand-teal SVG paths</w:t>
+            </w:r>
+          </w:p>
+        </w:tc>
+      </w:tr>
+      <w:tr>
+        <w:tc>
+          <w:tcPr>
+            <w:tcW w:type="dxa" w:w="1008"/>
+            <w:shd w:val="clear" w:color="auto" w:fill="FFFFFF"/>
+          </w:tcPr>
+          <w:p>
+            <w:pPr>
+              <w:jc w:val="left"/>
+            </w:pPr>
+            <w:r>
+              <w:rPr>
+                <w:b w:val="0"/>
+                <w:i w:val="0"/>
+                <w:sz w:val="18"/>
+              </w:rPr>
               <w:t>FR-35</w:t>
+            </w:r>
+          </w:p>
+        </w:tc>
+        <w:tc>
+          <w:tcPr>
+            <w:tcW w:type="dxa" w:w="8352"/>
+            <w:shd w:val="clear" w:color="auto" w:fill="FFFFFF"/>
+          </w:tcPr>
+          <w:p>
+            <w:pPr>
+              <w:jc w:val="left"/>
+            </w:pPr>
+            <w:r>
+              <w:rPr>
+                <w:b w:val="0"/>
+                <w:i w:val="0"/>
+                <w:sz w:val="18"/>
+              </w:rPr>
+              <w:t>Object Model shall be cached per graph_id (in-memory) and per doc_hash (on disk via demo_cache.json) — re-navigation is instant, but a customer-visible Regenerate is provided</w:t>
+            </w:r>
+          </w:p>
+        </w:tc>
+      </w:tr>
+      <w:tr>
+        <w:tc>
+          <w:tcPr>
+            <w:tcW w:type="dxa" w:w="1008"/>
+            <w:shd w:val="clear" w:color="auto" w:fill="E6F4F4"/>
+          </w:tcPr>
+          <w:p>
+            <w:pPr>
+              <w:jc w:val="left"/>
+            </w:pPr>
+            <w:r>
+              <w:rPr>
+                <w:b w:val="0"/>
+                <w:i w:val="0"/>
+                <w:sz w:val="18"/>
+              </w:rPr>
+              <w:t>FR-35a</w:t>
             </w:r>
           </w:p>
         </w:tc>
@@ -3572,7 +4194,7 @@
                 <w:i w:val="0"/>
                 <w:sz w:val="18"/>
               </w:rPr>
-              <w:t>System shall provide a Dashboard view that aggregates state from existing in-memory stores with no new Claude calls</w:t>
+              <w:t>Dashboard shall be a full-screen view (graph canvas hidden) that aggregates state from in-memory stores plus the Process Mining snapshot — no new Claude calls</w:t>
             </w:r>
           </w:p>
         </w:tc>
@@ -3612,7 +4234,7 @@
                 <w:i w:val="0"/>
                 <w:sz w:val="18"/>
               </w:rPr>
-              <w:t>Dashboard shall display an Overall Health Score (0–100) as a weighted average of Coverage (40%), SLA Compliance (35%), and Conformance (25%); weights shall redistribute proportionally when conformance has not been run</w:t>
+              <w:t>Dashboard shall display an Overall Health Score (0–100) as a weighted average of Coverage (40%), SLA Compliance (35% — derived from PM as 100 − breach_rate_pct), and Audit Conformance (25%); weights redistribute proportionally when sources are missing</w:t>
             </w:r>
           </w:p>
         </w:tc>
@@ -3652,7 +4274,7 @@
                 <w:i w:val="0"/>
                 <w:sz w:val="18"/>
               </w:rPr>
-              <w:t>Dashboard shall show three click-through metric cards (Coverage, SLA Compliance, Conformance) that navigate to their source tab</w:t>
+              <w:t>Dashboard hero shall show four click-through KPI tiles: Coverage / SLA / Conformance / Bottleneck (the Bottleneck tile replaces the legacy Total ROI tile and shows the worst PM activity with breach/role-mismatch detail)</w:t>
             </w:r>
           </w:p>
         </w:tc>
@@ -3732,7 +4354,7 @@
                 <w:i w:val="0"/>
                 <w:sz w:val="18"/>
               </w:rPr>
-              <w:t>Dashboard shall show up to 5 Top Issues (gap critical/warning + SLA-breach steps) with click-through highlight + navigation</w:t>
+              <w:t>Dashboard shall show up to 5 Top Issues drawn from gap analysis (critical/warning) and PM deviation patterns — legacy workflow-SLA-step issues are gone</w:t>
             </w:r>
           </w:p>
         </w:tc>
@@ -3772,7 +4394,7 @@
                 <w:i w:val="0"/>
                 <w:sz w:val="18"/>
               </w:rPr>
-              <w:t>Dashboard shall show up to 4 Quick Wins ranked by ROI dollar value</w:t>
+              <w:t>Dashboard shall show up to 4 Top Hotspots — PM deviation patterns ranked by severity × case count (replaces the legacy 'Quick wins · ROI' card, which depended on the retired workflow narrative)</w:t>
             </w:r>
           </w:p>
         </w:tc>
@@ -3812,7 +4434,7 @@
                 <w:i w:val="0"/>
                 <w:sz w:val="18"/>
               </w:rPr>
-              <w:t>Dashboard shall show the top 3 highest-scoring AS-IS steps as Automation Highlights</w:t>
+              <w:t>Dashboard shall show up to 3 Top Deviating Cases — case ID, applicant name, deviation, severity badge — with click-through to Process Mining (replaces 'Automation Highlights')</w:t>
             </w:r>
           </w:p>
         </w:tc>
@@ -3852,7 +4474,7 @@
                 <w:i w:val="0"/>
                 <w:sz w:val="18"/>
               </w:rPr>
-              <w:t>Dashboard shall show a Completeness Checklist for major features with click-through CTAs</w:t>
+              <w:t>Dashboard shall show a Setup-Progress checklist: Graph extracted / Process Mining / Gap Analysis / Audit Check (was 'Workflows' / 'Conformance' — labels updated)</w:t>
             </w:r>
           </w:p>
         </w:tc>
@@ -3892,7 +4514,7 @@
                 <w:i w:val="0"/>
                 <w:sz w:val="18"/>
               </w:rPr>
-              <w:t>When the SQLite demo DB is seeded, Dashboard shall include a Live Operational Data section with KPIs (loan applications, total value, avg cycle, step executions), a status breakdown, and top breached steps</w:t>
+              <w:t>When the SQLite demo DB is seeded, Dashboard shall include a Live Operational Data section with KPIs (applications, total value, avg cycle, step executions), a status breakdown, and top breached steps</w:t>
             </w:r>
           </w:p>
         </w:tc>
@@ -3972,7 +4594,7 @@
                 <w:i w:val="0"/>
                 <w:sz w:val="18"/>
               </w:rPr>
-              <w:t>Returning to the Dashboard tab shall re-render with the latest data (auto-refresh)</w:t>
+              <w:t>Dashboard shall auto re-render after Process Mining data finishes loading post-upload, so hotspots and deviating-case sections populate without requiring a navigation</w:t>
             </w:r>
           </w:p>
         </w:tc>
@@ -4816,7 +5438,7 @@
                 <w:i w:val="0"/>
                 <w:sz w:val="18"/>
               </w:rPr>
-              <w:t>Report shall be composed entirely from existing in-memory stores and the local SQLite DB; no new LLM calls shall be made to compose it</w:t>
+              <w:t>Report shall be composed entirely from existing in-memory stores and the SQLite DB; no new LLM calls shall be made to compose it (the AI Optimisation section, when present, is sourced from the cached optimise result)</w:t>
             </w:r>
           </w:p>
         </w:tc>
@@ -4896,7 +5518,7 @@
                 <w:i w:val="0"/>
                 <w:sz w:val="18"/>
               </w:rPr>
-              <w:t>Report shall include: hero, source documents, executive summary, top issues, cross-document insights (when applicable), workflow opportunities with total ROI roll-up, gap analysis, conformance results, live operational data, footer</w:t>
+              <w:t>Report shall include the following sections in order: Cover (hero), Source Documents, Executive Summary, Top Issues, Cross-Document Insights (when applicable), Process Mining (KPIs + bottleneck + deviation patterns + top deviating cases — replaces legacy AS-IS/TO-BE Workflow Automation Opportunities), Gap Analysis + Blueprint, Audit Check (renamed from Conformance Results), Object Model (entity table), AI Optimisation Suggestions (when run), Footer</w:t>
             </w:r>
           </w:p>
         </w:tc>
@@ -4917,7 +5539,7 @@
                 <w:i w:val="0"/>
                 <w:sz w:val="18"/>
               </w:rPr>
-              <w:t>FR-69</w:t>
+              <w:t>FR-68a</w:t>
             </w:r>
           </w:p>
         </w:tc>
@@ -4936,7 +5558,475 @@
                 <w:i w:val="0"/>
                 <w:sz w:val="18"/>
               </w:rPr>
+              <w:t>Report shall NOT include a standalone Live Operational Data section — that data is subsumed by Process Mining's KPI strip and bottleneck detail</w:t>
+            </w:r>
+          </w:p>
+        </w:tc>
+      </w:tr>
+      <w:tr>
+        <w:tc>
+          <w:tcPr>
+            <w:tcW w:type="dxa" w:w="1008"/>
+            <w:shd w:val="clear" w:color="auto" w:fill="FFFFFF"/>
+          </w:tcPr>
+          <w:p>
+            <w:pPr>
+              <w:jc w:val="left"/>
+            </w:pPr>
+            <w:r>
+              <w:rPr>
+                <w:b w:val="0"/>
+                <w:i w:val="0"/>
+                <w:sz w:val="18"/>
+              </w:rPr>
+              <w:t>FR-69</w:t>
+            </w:r>
+          </w:p>
+        </w:tc>
+        <w:tc>
+          <w:tcPr>
+            <w:tcW w:type="dxa" w:w="8352"/>
+            <w:shd w:val="clear" w:color="auto" w:fill="FFFFFF"/>
+          </w:tcPr>
+          <w:p>
+            <w:pPr>
+              <w:jc w:val="left"/>
+            </w:pPr>
+            <w:r>
+              <w:rPr>
+                <w:b w:val="0"/>
+                <w:i w:val="0"/>
+                <w:sz w:val="18"/>
+              </w:rPr>
               <w:t>Report HTML shall include a print stylesheet (page-break rules, color preservation, hidden action bar) so the user can save to PDF via the browser's native Print dialog</w:t>
+            </w:r>
+          </w:p>
+        </w:tc>
+      </w:tr>
+      <w:tr>
+        <w:tc>
+          <w:tcPr>
+            <w:tcW w:type="dxa" w:w="1008"/>
+            <w:shd w:val="clear" w:color="auto" w:fill="E6F4F4"/>
+          </w:tcPr>
+          <w:p>
+            <w:pPr>
+              <w:jc w:val="left"/>
+            </w:pPr>
+            <w:r>
+              <w:rPr>
+                <w:b w:val="0"/>
+                <w:i w:val="0"/>
+                <w:sz w:val="18"/>
+              </w:rPr>
+              <w:t>FR-69a</w:t>
+            </w:r>
+          </w:p>
+        </w:tc>
+        <w:tc>
+          <w:tcPr>
+            <w:tcW w:type="dxa" w:w="8352"/>
+            <w:shd w:val="clear" w:color="auto" w:fill="E6F4F4"/>
+          </w:tcPr>
+          <w:p>
+            <w:pPr>
+              <w:jc w:val="left"/>
+            </w:pPr>
+            <w:r>
+              <w:rPr>
+                <w:b w:val="0"/>
+                <w:i w:val="0"/>
+                <w:sz w:val="18"/>
+              </w:rPr>
+              <w:t>Report typography shall use Inter for body text and IBM Plex Mono for numerics with letter-spacing -0.02em; section labels shall be 10px / 0.10em / brand-teal mono — matching the rest of the application's design tokens</w:t>
+            </w:r>
+          </w:p>
+        </w:tc>
+      </w:tr>
+      <w:tr>
+        <w:tc>
+          <w:tcPr>
+            <w:tcW w:type="dxa" w:w="1008"/>
+            <w:shd w:val="clear" w:color="auto" w:fill="FFFFFF"/>
+          </w:tcPr>
+          <w:p>
+            <w:pPr>
+              <w:jc w:val="left"/>
+            </w:pPr>
+            <w:r>
+              <w:rPr>
+                <w:b w:val="0"/>
+                <w:i w:val="0"/>
+                <w:sz w:val="18"/>
+              </w:rPr>
+              <w:t>FR-69b</w:t>
+            </w:r>
+          </w:p>
+        </w:tc>
+        <w:tc>
+          <w:tcPr>
+            <w:tcW w:type="dxa" w:w="8352"/>
+            <w:shd w:val="clear" w:color="auto" w:fill="FFFFFF"/>
+          </w:tcPr>
+          <w:p>
+            <w:pPr>
+              <w:jc w:val="left"/>
+            </w:pPr>
+            <w:r>
+              <w:rPr>
+                <w:b w:val="0"/>
+                <w:i w:val="0"/>
+                <w:sz w:val="18"/>
+              </w:rPr>
+              <w:t>Report cover (hero) shall use the wordmark 'Metafore · Discovery' (not legacy 'Metafore Works · Discovery Engine'); cover shall be on its own page in print via page-break-after</w:t>
+            </w:r>
+          </w:p>
+        </w:tc>
+      </w:tr>
+      <w:tr>
+        <w:tc>
+          <w:tcPr>
+            <w:tcW w:type="dxa" w:w="1008"/>
+            <w:shd w:val="clear" w:color="auto" w:fill="E6F4F4"/>
+          </w:tcPr>
+          <w:p>
+            <w:pPr>
+              <w:jc w:val="left"/>
+            </w:pPr>
+            <w:r>
+              <w:rPr>
+                <w:b w:val="0"/>
+                <w:i w:val="0"/>
+                <w:sz w:val="18"/>
+              </w:rPr>
+              <w:t>FR-69c</w:t>
+            </w:r>
+          </w:p>
+        </w:tc>
+        <w:tc>
+          <w:tcPr>
+            <w:tcW w:type="dxa" w:w="8352"/>
+            <w:shd w:val="clear" w:color="auto" w:fill="E6F4F4"/>
+          </w:tcPr>
+          <w:p>
+            <w:pPr>
+              <w:jc w:val="left"/>
+            </w:pPr>
+            <w:r>
+              <w:rPr>
+                <w:b w:val="0"/>
+                <w:i w:val="0"/>
+                <w:sz w:val="18"/>
+              </w:rPr>
+              <w:t>Print rules shall include @page { margin: 16mm 14mm } and page-break-before: always on each major section so each surface starts on its own page; even-row table backgrounds shall turn transparent in print</w:t>
+            </w:r>
+          </w:p>
+        </w:tc>
+      </w:tr>
+    </w:tbl>
+    <w:p/>
+    <w:p>
+      <w:pPr>
+        <w:spacing w:before="200" w:after="40"/>
+      </w:pPr>
+      <w:r>
+        <w:rPr>
+          <w:b/>
+          <w:i w:val="0"/>
+          <w:color w:val="024F4F"/>
+          <w:sz w:val="20"/>
+        </w:rPr>
+        <w:t>6.12  Cache Behaviour &amp; Demo Authenticity</w:t>
+      </w:r>
+    </w:p>
+    <w:tbl>
+      <w:tblPr>
+        <w:tblStyle w:val="TableGrid"/>
+        <w:tblW w:type="auto" w:w="0"/>
+        <w:tblLook w:firstColumn="1" w:firstRow="1" w:lastColumn="0" w:lastRow="0" w:noHBand="0" w:noVBand="1" w:val="04A0"/>
+      </w:tblPr>
+      <w:tblGrid>
+        <w:gridCol w:w="4873"/>
+        <w:gridCol w:w="4873"/>
+      </w:tblGrid>
+      <w:tr>
+        <w:tc>
+          <w:tcPr>
+            <w:tcW w:type="dxa" w:w="1008"/>
+            <w:shd w:val="clear" w:color="auto" w:fill="036868"/>
+          </w:tcPr>
+          <w:p>
+            <w:pPr>
+              <w:jc w:val="left"/>
+            </w:pPr>
+            <w:r>
+              <w:rPr>
+                <w:b/>
+                <w:i w:val="0"/>
+                <w:color w:val="FFFFFF"/>
+                <w:sz w:val="18"/>
+              </w:rPr>
+              <w:t>ID</w:t>
+            </w:r>
+          </w:p>
+        </w:tc>
+        <w:tc>
+          <w:tcPr>
+            <w:tcW w:type="dxa" w:w="8352"/>
+            <w:shd w:val="clear" w:color="auto" w:fill="036868"/>
+          </w:tcPr>
+          <w:p>
+            <w:pPr>
+              <w:jc w:val="left"/>
+            </w:pPr>
+            <w:r>
+              <w:rPr>
+                <w:b/>
+                <w:i w:val="0"/>
+                <w:color w:val="FFFFFF"/>
+                <w:sz w:val="18"/>
+              </w:rPr>
+              <w:t>Requirement</w:t>
+            </w:r>
+          </w:p>
+        </w:tc>
+      </w:tr>
+      <w:tr>
+        <w:tc>
+          <w:tcPr>
+            <w:tcW w:type="dxa" w:w="1008"/>
+            <w:shd w:val="clear" w:color="auto" w:fill="E6F4F4"/>
+          </w:tcPr>
+          <w:p>
+            <w:pPr>
+              <w:jc w:val="left"/>
+            </w:pPr>
+            <w:r>
+              <w:rPr>
+                <w:b w:val="0"/>
+                <w:i w:val="0"/>
+                <w:sz w:val="18"/>
+              </w:rPr>
+              <w:t>FR-70</w:t>
+            </w:r>
+          </w:p>
+        </w:tc>
+        <w:tc>
+          <w:tcPr>
+            <w:tcW w:type="dxa" w:w="8352"/>
+            <w:shd w:val="clear" w:color="auto" w:fill="E6F4F4"/>
+          </w:tcPr>
+          <w:p>
+            <w:pPr>
+              <w:jc w:val="left"/>
+            </w:pPr>
+            <w:r>
+              <w:rPr>
+                <w:b w:val="0"/>
+                <w:i w:val="0"/>
+                <w:sz w:val="18"/>
+              </w:rPr>
+              <w:t>System shall maintain a disk cache (data/demo_cache.json) keyed by SHA-256 doc_hash for selected features: workflows, object_model, blueprint, pulse_ai, cross_doc</w:t>
+            </w:r>
+          </w:p>
+        </w:tc>
+      </w:tr>
+      <w:tr>
+        <w:tc>
+          <w:tcPr>
+            <w:tcW w:type="dxa" w:w="1008"/>
+            <w:shd w:val="clear" w:color="auto" w:fill="FFFFFF"/>
+          </w:tcPr>
+          <w:p>
+            <w:pPr>
+              <w:jc w:val="left"/>
+            </w:pPr>
+            <w:r>
+              <w:rPr>
+                <w:b w:val="0"/>
+                <w:i w:val="0"/>
+                <w:sz w:val="18"/>
+              </w:rPr>
+              <w:t>FR-71</w:t>
+            </w:r>
+          </w:p>
+        </w:tc>
+        <w:tc>
+          <w:tcPr>
+            <w:tcW w:type="dxa" w:w="8352"/>
+            <w:shd w:val="clear" w:color="auto" w:fill="FFFFFF"/>
+          </w:tcPr>
+          <w:p>
+            <w:pPr>
+              <w:jc w:val="left"/>
+            </w:pPr>
+            <w:r>
+              <w:rPr>
+                <w:b w:val="0"/>
+                <w:i w:val="0"/>
+                <w:sz w:val="18"/>
+              </w:rPr>
+              <w:t>demo_cache shall expose put / get / invalidate / stats functions; the invalidate helper shall be used by Object Model Regenerate (FR-33b)</w:t>
+            </w:r>
+          </w:p>
+        </w:tc>
+      </w:tr>
+      <w:tr>
+        <w:tc>
+          <w:tcPr>
+            <w:tcW w:type="dxa" w:w="1008"/>
+            <w:shd w:val="clear" w:color="auto" w:fill="E6F4F4"/>
+          </w:tcPr>
+          <w:p>
+            <w:pPr>
+              <w:jc w:val="left"/>
+            </w:pPr>
+            <w:r>
+              <w:rPr>
+                <w:b w:val="0"/>
+                <w:i w:val="0"/>
+                <w:sz w:val="18"/>
+              </w:rPr>
+              <w:t>FR-72</w:t>
+            </w:r>
+          </w:p>
+        </w:tc>
+        <w:tc>
+          <w:tcPr>
+            <w:tcW w:type="dxa" w:w="8352"/>
+            <w:shd w:val="clear" w:color="auto" w:fill="E6F4F4"/>
+          </w:tcPr>
+          <w:p>
+            <w:pPr>
+              <w:jc w:val="left"/>
+            </w:pPr>
+            <w:r>
+              <w:rPr>
+                <w:b w:val="0"/>
+                <w:i w:val="0"/>
+                <w:sz w:val="18"/>
+              </w:rPr>
+              <w:t>Graph extraction shall NOT be cached — each /api/upload re-runs the Sonnet call so the headline AI moment is visibly real on every demo replay</w:t>
+            </w:r>
+          </w:p>
+        </w:tc>
+      </w:tr>
+      <w:tr>
+        <w:tc>
+          <w:tcPr>
+            <w:tcW w:type="dxa" w:w="1008"/>
+            <w:shd w:val="clear" w:color="auto" w:fill="FFFFFF"/>
+          </w:tcPr>
+          <w:p>
+            <w:pPr>
+              <w:jc w:val="left"/>
+            </w:pPr>
+            <w:r>
+              <w:rPr>
+                <w:b w:val="0"/>
+                <w:i w:val="0"/>
+                <w:sz w:val="18"/>
+              </w:rPr>
+              <w:t>FR-73</w:t>
+            </w:r>
+          </w:p>
+        </w:tc>
+        <w:tc>
+          <w:tcPr>
+            <w:tcW w:type="dxa" w:w="8352"/>
+            <w:shd w:val="clear" w:color="auto" w:fill="FFFFFF"/>
+          </w:tcPr>
+          <w:p>
+            <w:pPr>
+              <w:jc w:val="left"/>
+            </w:pPr>
+            <w:r>
+              <w:rPr>
+                <w:b w:val="0"/>
+                <w:i w:val="0"/>
+                <w:sz w:val="18"/>
+              </w:rPr>
+              <w:t>Audit Check shall NOT be cached — each /conformance/analyse re-runs Sonnet so re-uploading the same audit document produces a visible AI moment</w:t>
+            </w:r>
+          </w:p>
+        </w:tc>
+      </w:tr>
+      <w:tr>
+        <w:tc>
+          <w:tcPr>
+            <w:tcW w:type="dxa" w:w="1008"/>
+            <w:shd w:val="clear" w:color="auto" w:fill="E6F4F4"/>
+          </w:tcPr>
+          <w:p>
+            <w:pPr>
+              <w:jc w:val="left"/>
+            </w:pPr>
+            <w:r>
+              <w:rPr>
+                <w:b w:val="0"/>
+                <w:i w:val="0"/>
+                <w:sz w:val="18"/>
+              </w:rPr>
+              <w:t>FR-74</w:t>
+            </w:r>
+          </w:p>
+        </w:tc>
+        <w:tc>
+          <w:tcPr>
+            <w:tcW w:type="dxa" w:w="8352"/>
+            <w:shd w:val="clear" w:color="auto" w:fill="E6F4F4"/>
+          </w:tcPr>
+          <w:p>
+            <w:pPr>
+              <w:jc w:val="left"/>
+            </w:pPr>
+            <w:r>
+              <w:rPr>
+                <w:b w:val="0"/>
+                <w:i w:val="0"/>
+                <w:sz w:val="18"/>
+              </w:rPr>
+              <w:t>Process Mining and Gap Analysis are pure SQL / rule-based — no LLM, no cache; recomputed on each fetch</w:t>
+            </w:r>
+          </w:p>
+        </w:tc>
+      </w:tr>
+      <w:tr>
+        <w:tc>
+          <w:tcPr>
+            <w:tcW w:type="dxa" w:w="1008"/>
+            <w:shd w:val="clear" w:color="auto" w:fill="FFFFFF"/>
+          </w:tcPr>
+          <w:p>
+            <w:pPr>
+              <w:jc w:val="left"/>
+            </w:pPr>
+            <w:r>
+              <w:rPr>
+                <w:b w:val="0"/>
+                <w:i w:val="0"/>
+                <w:sz w:val="18"/>
+              </w:rPr>
+              <w:t>FR-75</w:t>
+            </w:r>
+          </w:p>
+        </w:tc>
+        <w:tc>
+          <w:tcPr>
+            <w:tcW w:type="dxa" w:w="8352"/>
+            <w:shd w:val="clear" w:color="auto" w:fill="FFFFFF"/>
+          </w:tcPr>
+          <w:p>
+            <w:pPr>
+              <w:jc w:val="left"/>
+            </w:pPr>
+            <w:r>
+              <w:rPr>
+                <w:b w:val="0"/>
+                <w:i w:val="0"/>
+                <w:sz w:val="18"/>
+              </w:rPr>
+              <w:t>Object Model and Optimise shall remain cached (downstream of the headline extraction; navigation, not fresh-upload events)</w:t>
             </w:r>
           </w:p>
         </w:tc>
